--- a/data/outputs/v2/Essential_Mathematics/SS2.3_Trigonometry/Essential_Mathematics_Trigonometry_SummaryTable.docx
+++ b/data/outputs/v2/Essential_Mathematics/SS2.3_Trigonometry/Essential_Mathematics_Trigonometry_SummaryTable.docx
@@ -38,6 +38,177 @@
           <w:szCs w:val="22"/>
         </w:rPr>
         <w:t xml:space="preserve">Sub-Strand 2.3: Trigonometry — Teacher Reference (Pre-filled)</w:t>
+      </w:r>
+    </w:p>
+    <w:p>
+      <w:pPr>
+        <w:spacing w:after="80" w:before="120"/>
+      </w:pPr>
+      <w:r>
+        <w:rPr>
+          <w:rFonts w:ascii="Arial" w:cs="Arial" w:eastAsia="Arial" w:hAnsi="Arial"/>
+          <w:b/>
+          <w:bCs/>
+          <w:color w:val="1F3864"/>
+          <w:sz w:val="20"/>
+          <w:szCs w:val="20"/>
+        </w:rPr>
+        <w:t xml:space="preserve">ATTRIBUTION AND LICENSING</w:t>
+      </w:r>
+    </w:p>
+    <w:p>
+      <w:pPr>
+        <w:spacing w:after="60" w:before="0"/>
+      </w:pPr>
+      <w:r>
+        <w:rPr>
+          <w:rFonts w:ascii="Arial" w:cs="Arial" w:eastAsia="Arial" w:hAnsi="Arial"/>
+          <w:b/>
+          <w:bCs/>
+          <w:sz w:val="17"/>
+          <w:szCs w:val="17"/>
+        </w:rPr>
+        <w:t xml:space="preserve">Curriculum Alignment: </w:t>
+      </w:r>
+      <w:r>
+        <w:rPr>
+          <w:rFonts w:ascii="Arial" w:cs="Arial" w:eastAsia="Arial" w:hAnsi="Arial"/>
+          <w:sz w:val="17"/>
+          <w:szCs w:val="17"/>
+        </w:rPr>
+        <w:t xml:space="preserve">Structured in pedagogical alignment with the competence-based curriculum format and learning outcomes established by the Kenya Institute of Curriculum Development (KICD). This material is independently developed and is not officially endorsed or published by KICD.</w:t>
+      </w:r>
+    </w:p>
+    <w:p>
+      <w:pPr>
+        <w:spacing w:after="60" w:before="0"/>
+      </w:pPr>
+      <w:r>
+        <w:rPr>
+          <w:rFonts w:ascii="Arial" w:cs="Arial" w:eastAsia="Arial" w:hAnsi="Arial"/>
+          <w:b/>
+          <w:bCs/>
+          <w:sz w:val="17"/>
+          <w:szCs w:val="17"/>
+        </w:rPr>
+        <w:t xml:space="preserve">Content &amp; Pedagogy: </w:t>
+      </w:r>
+      <w:r>
+        <w:rPr>
+          <w:rFonts w:ascii="Arial" w:cs="Arial" w:eastAsia="Arial" w:hAnsi="Arial"/>
+          <w:sz w:val="17"/>
+          <w:szCs w:val="17"/>
+        </w:rPr>
+        <w:t xml:space="preserve">Developed and adapted by the educator team at SeaVuria (registered 501(c)(3) in the United States and registered NGO in Kenya, No. 872-850A-BF11), who designed the pedagogical framework, lesson templates and exemplar lessons on which this material is based.</w:t>
+      </w:r>
+    </w:p>
+    <w:p>
+      <w:pPr>
+        <w:spacing w:after="60" w:before="0"/>
+      </w:pPr>
+      <w:r>
+        <w:rPr>
+          <w:rFonts w:ascii="Arial" w:cs="Arial" w:eastAsia="Arial" w:hAnsi="Arial"/>
+          <w:b/>
+          <w:bCs/>
+          <w:sz w:val="17"/>
+          <w:szCs w:val="17"/>
+        </w:rPr>
+        <w:t xml:space="preserve">Production &amp; Layout: </w:t>
+      </w:r>
+      <w:r>
+        <w:rPr>
+          <w:rFonts w:ascii="Arial" w:cs="Arial" w:eastAsia="Arial" w:hAnsi="Arial"/>
+          <w:sz w:val="17"/>
+          <w:szCs w:val="17"/>
+        </w:rPr>
+        <w:t xml:space="preserve">Educational design and curriculum sequencing by SeaVuria. Technical layout, structural formatting, and digital optimization/implementation executed in partnership with ARES Education (registered 501(c)(3) in the United States and Canada (as Afretech Aid) and registered NGO in Kenya), with lesson drafting and compilation assisted by AI (Claude, Anthropic).</w:t>
+      </w:r>
+    </w:p>
+    <w:p>
+      <w:pPr>
+        <w:pBdr>
+          <w:bottom w:val="single" w:color="1F3864" w:sz="6" w:space="6"/>
+        </w:pBdr>
+        <w:spacing w:after="60" w:before="0"/>
+      </w:pPr>
+      <w:r>
+        <w:rPr>
+          <w:rFonts w:ascii="Arial" w:cs="Arial" w:eastAsia="Arial" w:hAnsi="Arial"/>
+          <w:b/>
+          <w:bCs/>
+          <w:sz w:val="17"/>
+          <w:szCs w:val="17"/>
+        </w:rPr>
+        <w:t xml:space="preserve">Licensing &amp; Copyright: </w:t>
+      </w:r>
+      <w:r>
+        <w:rPr>
+          <w:rFonts w:ascii="Arial" w:cs="Arial" w:eastAsia="Arial" w:hAnsi="Arial"/>
+          <w:sz w:val="17"/>
+          <w:szCs w:val="17"/>
+        </w:rPr>
+        <w:t xml:space="preserve">© 2026 SeaVuria and ARES. This work is licensed under a </w:t>
+      </w:r>
+      <w:hyperlink w:history="1" r:id="rIdvyoui0ecixvm5wzghsyvs">
+        <w:r>
+          <w:rPr>
+            <w:rFonts w:ascii="Arial" w:cs="Arial" w:eastAsia="Arial" w:hAnsi="Arial"/>
+            <w:color w:val="1F6B75"/>
+            <w:sz w:val="17"/>
+            <w:szCs w:val="17"/>
+            <w:u w:val="single" w:color="1F6B75"/>
+          </w:rPr>
+          <w:t xml:space="preserve">Creative Commons Attribution-NonCommercial 4.0 International License</w:t>
+        </w:r>
+      </w:hyperlink>
+      <w:r>
+        <w:rPr>
+          <w:rFonts w:ascii="Arial" w:cs="Arial" w:eastAsia="Arial" w:hAnsi="Arial"/>
+          <w:sz w:val="17"/>
+          <w:szCs w:val="17"/>
+        </w:rPr>
+        <w:t xml:space="preserve"> (</w:t>
+      </w:r>
+      <w:hyperlink w:history="1" r:id="rIdyndbp4ramctw5wl6hc-2s">
+        <w:r>
+          <w:rPr>
+            <w:rFonts w:ascii="Arial" w:cs="Arial" w:eastAsia="Arial" w:hAnsi="Arial"/>
+            <w:color w:val="1F6B75"/>
+            <w:sz w:val="17"/>
+            <w:szCs w:val="17"/>
+            <w:u w:val="single" w:color="1F6B75"/>
+          </w:rPr>
+          <w:t xml:space="preserve">CC BY-NC 4.0</w:t>
+        </w:r>
+      </w:hyperlink>
+      <w:r>
+        <w:rPr>
+          <w:rFonts w:ascii="Arial" w:cs="Arial" w:eastAsia="Arial" w:hAnsi="Arial"/>
+          <w:sz w:val="17"/>
+          <w:szCs w:val="17"/>
+        </w:rPr>
+        <w:t xml:space="preserve">). To view a copy of this license, visit </w:t>
+      </w:r>
+      <w:hyperlink w:history="1" r:id="rId8biyq288riua_w6sy6-ho">
+        <w:r>
+          <w:rPr>
+            <w:rFonts w:ascii="Arial" w:cs="Arial" w:eastAsia="Arial" w:hAnsi="Arial"/>
+            <w:color w:val="1F6B75"/>
+            <w:sz w:val="17"/>
+            <w:szCs w:val="17"/>
+            <w:u w:val="single" w:color="1F6B75"/>
+          </w:rPr>
+          <w:t xml:space="preserve">https://creativecommons.org/licenses/by-nc/4.0/</w:t>
+        </w:r>
+      </w:hyperlink>
+      <w:r>
+        <w:rPr>
+          <w:rFonts w:ascii="Arial" w:cs="Arial" w:eastAsia="Arial" w:hAnsi="Arial"/>
+          <w:sz w:val="17"/>
+          <w:szCs w:val="17"/>
+        </w:rPr>
+        <w:t xml:space="preserve">. You are free to copy, redistribute, and adapt this material in any medium or format, provided appropriate credit is given and the material is not used for commercial purposes. KICD learning outcomes and curriculum designations reproduced here for alignment purposes remain the property of KICD and are not covered by this license. Linked external resources (e.g. CK-12, Khan Academy, PhET) are subject to their own licenses.</w:t>
       </w:r>
     </w:p>
     <w:p>

--- a/data/outputs/v2/Essential_Mathematics/SS2.3_Trigonometry/Essential_Mathematics_Trigonometry_SummaryTable.docx
+++ b/data/outputs/v2/Essential_Mathematics/SS2.3_Trigonometry/Essential_Mathematics_Trigonometry_SummaryTable.docx
@@ -38,177 +38,6 @@
           <w:szCs w:val="22"/>
         </w:rPr>
         <w:t xml:space="preserve">Sub-Strand 2.3: Trigonometry — Teacher Reference (Pre-filled)</w:t>
-      </w:r>
-    </w:p>
-    <w:p>
-      <w:pPr>
-        <w:spacing w:after="80" w:before="120"/>
-      </w:pPr>
-      <w:r>
-        <w:rPr>
-          <w:rFonts w:ascii="Arial" w:cs="Arial" w:eastAsia="Arial" w:hAnsi="Arial"/>
-          <w:b/>
-          <w:bCs/>
-          <w:color w:val="1F3864"/>
-          <w:sz w:val="20"/>
-          <w:szCs w:val="20"/>
-        </w:rPr>
-        <w:t xml:space="preserve">ATTRIBUTION AND LICENSING</w:t>
-      </w:r>
-    </w:p>
-    <w:p>
-      <w:pPr>
-        <w:spacing w:after="60" w:before="0"/>
-      </w:pPr>
-      <w:r>
-        <w:rPr>
-          <w:rFonts w:ascii="Arial" w:cs="Arial" w:eastAsia="Arial" w:hAnsi="Arial"/>
-          <w:b/>
-          <w:bCs/>
-          <w:sz w:val="17"/>
-          <w:szCs w:val="17"/>
-        </w:rPr>
-        <w:t xml:space="preserve">Curriculum Alignment: </w:t>
-      </w:r>
-      <w:r>
-        <w:rPr>
-          <w:rFonts w:ascii="Arial" w:cs="Arial" w:eastAsia="Arial" w:hAnsi="Arial"/>
-          <w:sz w:val="17"/>
-          <w:szCs w:val="17"/>
-        </w:rPr>
-        <w:t xml:space="preserve">Structured in pedagogical alignment with the competence-based curriculum format and learning outcomes established by the Kenya Institute of Curriculum Development (KICD). This material is independently developed and is not officially endorsed or published by KICD.</w:t>
-      </w:r>
-    </w:p>
-    <w:p>
-      <w:pPr>
-        <w:spacing w:after="60" w:before="0"/>
-      </w:pPr>
-      <w:r>
-        <w:rPr>
-          <w:rFonts w:ascii="Arial" w:cs="Arial" w:eastAsia="Arial" w:hAnsi="Arial"/>
-          <w:b/>
-          <w:bCs/>
-          <w:sz w:val="17"/>
-          <w:szCs w:val="17"/>
-        </w:rPr>
-        <w:t xml:space="preserve">Content &amp; Pedagogy: </w:t>
-      </w:r>
-      <w:r>
-        <w:rPr>
-          <w:rFonts w:ascii="Arial" w:cs="Arial" w:eastAsia="Arial" w:hAnsi="Arial"/>
-          <w:sz w:val="17"/>
-          <w:szCs w:val="17"/>
-        </w:rPr>
-        <w:t xml:space="preserve">Developed and adapted by the educator team at SeaVuria (registered 501(c)(3) in the United States and registered NGO in Kenya, No. 872-850A-BF11), who designed the pedagogical framework, lesson templates and exemplar lessons on which this material is based.</w:t>
-      </w:r>
-    </w:p>
-    <w:p>
-      <w:pPr>
-        <w:spacing w:after="60" w:before="0"/>
-      </w:pPr>
-      <w:r>
-        <w:rPr>
-          <w:rFonts w:ascii="Arial" w:cs="Arial" w:eastAsia="Arial" w:hAnsi="Arial"/>
-          <w:b/>
-          <w:bCs/>
-          <w:sz w:val="17"/>
-          <w:szCs w:val="17"/>
-        </w:rPr>
-        <w:t xml:space="preserve">Production &amp; Layout: </w:t>
-      </w:r>
-      <w:r>
-        <w:rPr>
-          <w:rFonts w:ascii="Arial" w:cs="Arial" w:eastAsia="Arial" w:hAnsi="Arial"/>
-          <w:sz w:val="17"/>
-          <w:szCs w:val="17"/>
-        </w:rPr>
-        <w:t xml:space="preserve">Educational design and curriculum sequencing by SeaVuria. Technical layout, structural formatting, and digital optimization/implementation executed in partnership with ARES Education (registered 501(c)(3) in the United States and Canada (as Afretech Aid) and registered NGO in Kenya), with lesson drafting and compilation assisted by AI (Claude, Anthropic).</w:t>
-      </w:r>
-    </w:p>
-    <w:p>
-      <w:pPr>
-        <w:pBdr>
-          <w:bottom w:val="single" w:color="1F3864" w:sz="6" w:space="6"/>
-        </w:pBdr>
-        <w:spacing w:after="60" w:before="0"/>
-      </w:pPr>
-      <w:r>
-        <w:rPr>
-          <w:rFonts w:ascii="Arial" w:cs="Arial" w:eastAsia="Arial" w:hAnsi="Arial"/>
-          <w:b/>
-          <w:bCs/>
-          <w:sz w:val="17"/>
-          <w:szCs w:val="17"/>
-        </w:rPr>
-        <w:t xml:space="preserve">Licensing &amp; Copyright: </w:t>
-      </w:r>
-      <w:r>
-        <w:rPr>
-          <w:rFonts w:ascii="Arial" w:cs="Arial" w:eastAsia="Arial" w:hAnsi="Arial"/>
-          <w:sz w:val="17"/>
-          <w:szCs w:val="17"/>
-        </w:rPr>
-        <w:t xml:space="preserve">© 2026 SeaVuria and ARES. This work is licensed under a </w:t>
-      </w:r>
-      <w:hyperlink w:history="1" r:id="rIdvyoui0ecixvm5wzghsyvs">
-        <w:r>
-          <w:rPr>
-            <w:rFonts w:ascii="Arial" w:cs="Arial" w:eastAsia="Arial" w:hAnsi="Arial"/>
-            <w:color w:val="1F6B75"/>
-            <w:sz w:val="17"/>
-            <w:szCs w:val="17"/>
-            <w:u w:val="single" w:color="1F6B75"/>
-          </w:rPr>
-          <w:t xml:space="preserve">Creative Commons Attribution-NonCommercial 4.0 International License</w:t>
-        </w:r>
-      </w:hyperlink>
-      <w:r>
-        <w:rPr>
-          <w:rFonts w:ascii="Arial" w:cs="Arial" w:eastAsia="Arial" w:hAnsi="Arial"/>
-          <w:sz w:val="17"/>
-          <w:szCs w:val="17"/>
-        </w:rPr>
-        <w:t xml:space="preserve"> (</w:t>
-      </w:r>
-      <w:hyperlink w:history="1" r:id="rIdyndbp4ramctw5wl6hc-2s">
-        <w:r>
-          <w:rPr>
-            <w:rFonts w:ascii="Arial" w:cs="Arial" w:eastAsia="Arial" w:hAnsi="Arial"/>
-            <w:color w:val="1F6B75"/>
-            <w:sz w:val="17"/>
-            <w:szCs w:val="17"/>
-            <w:u w:val="single" w:color="1F6B75"/>
-          </w:rPr>
-          <w:t xml:space="preserve">CC BY-NC 4.0</w:t>
-        </w:r>
-      </w:hyperlink>
-      <w:r>
-        <w:rPr>
-          <w:rFonts w:ascii="Arial" w:cs="Arial" w:eastAsia="Arial" w:hAnsi="Arial"/>
-          <w:sz w:val="17"/>
-          <w:szCs w:val="17"/>
-        </w:rPr>
-        <w:t xml:space="preserve">). To view a copy of this license, visit </w:t>
-      </w:r>
-      <w:hyperlink w:history="1" r:id="rId8biyq288riua_w6sy6-ho">
-        <w:r>
-          <w:rPr>
-            <w:rFonts w:ascii="Arial" w:cs="Arial" w:eastAsia="Arial" w:hAnsi="Arial"/>
-            <w:color w:val="1F6B75"/>
-            <w:sz w:val="17"/>
-            <w:szCs w:val="17"/>
-            <w:u w:val="single" w:color="1F6B75"/>
-          </w:rPr>
-          <w:t xml:space="preserve">https://creativecommons.org/licenses/by-nc/4.0/</w:t>
-        </w:r>
-      </w:hyperlink>
-      <w:r>
-        <w:rPr>
-          <w:rFonts w:ascii="Arial" w:cs="Arial" w:eastAsia="Arial" w:hAnsi="Arial"/>
-          <w:sz w:val="17"/>
-          <w:szCs w:val="17"/>
-        </w:rPr>
-        <w:t xml:space="preserve">. You are free to copy, redistribute, and adapt this material in any medium or format, provided appropriate credit is given and the material is not used for commercial purposes. KICD learning outcomes and curriculum designations reproduced here for alignment purposes remain the property of KICD and are not covered by this license. Linked external resources (e.g. CK-12, Khan Academy, PhET) are subject to their own licenses.</w:t>
       </w:r>
     </w:p>
     <w:p>
@@ -1848,6 +1677,185 @@
         </w:tc>
       </w:tr>
     </w:tbl>
+    <w:p>
+      <w:pPr>
+        <w:spacing w:after="120"/>
+      </w:pPr>
+      <w:r>
+        <w:t xml:space="preserve"/>
+      </w:r>
+    </w:p>
+    <w:p>
+      <w:pPr>
+        <w:spacing w:after="80" w:before="120"/>
+      </w:pPr>
+      <w:r>
+        <w:rPr>
+          <w:rFonts w:ascii="Arial" w:cs="Arial" w:eastAsia="Arial" w:hAnsi="Arial"/>
+          <w:b/>
+          <w:bCs/>
+          <w:color w:val="1F3864"/>
+          <w:sz w:val="20"/>
+          <w:szCs w:val="20"/>
+        </w:rPr>
+        <w:t xml:space="preserve">ATTRIBUTION AND LICENSING</w:t>
+      </w:r>
+    </w:p>
+    <w:p>
+      <w:pPr>
+        <w:spacing w:after="60" w:before="0"/>
+      </w:pPr>
+      <w:r>
+        <w:rPr>
+          <w:rFonts w:ascii="Arial" w:cs="Arial" w:eastAsia="Arial" w:hAnsi="Arial"/>
+          <w:b/>
+          <w:bCs/>
+          <w:sz w:val="17"/>
+          <w:szCs w:val="17"/>
+        </w:rPr>
+        <w:t xml:space="preserve">Curriculum Alignment: </w:t>
+      </w:r>
+      <w:r>
+        <w:rPr>
+          <w:rFonts w:ascii="Arial" w:cs="Arial" w:eastAsia="Arial" w:hAnsi="Arial"/>
+          <w:sz w:val="17"/>
+          <w:szCs w:val="17"/>
+        </w:rPr>
+        <w:t xml:space="preserve">Structured in pedagogical alignment with the competence-based curriculum format and learning outcomes established by the Kenya Institute of Curriculum Development (KICD). This material is independently developed and is not officially endorsed or published by KICD.</w:t>
+      </w:r>
+    </w:p>
+    <w:p>
+      <w:pPr>
+        <w:spacing w:after="60" w:before="0"/>
+      </w:pPr>
+      <w:r>
+        <w:rPr>
+          <w:rFonts w:ascii="Arial" w:cs="Arial" w:eastAsia="Arial" w:hAnsi="Arial"/>
+          <w:b/>
+          <w:bCs/>
+          <w:sz w:val="17"/>
+          <w:szCs w:val="17"/>
+        </w:rPr>
+        <w:t xml:space="preserve">Content &amp; Pedagogy: </w:t>
+      </w:r>
+      <w:r>
+        <w:rPr>
+          <w:rFonts w:ascii="Arial" w:cs="Arial" w:eastAsia="Arial" w:hAnsi="Arial"/>
+          <w:sz w:val="17"/>
+          <w:szCs w:val="17"/>
+        </w:rPr>
+        <w:t xml:space="preserve">Developed and adapted by the educator team at SeaVuria (registered 501(c)(3) in the United States and registered NGO in Kenya, No. 872-850A-BF11), who designed the pedagogical framework, lesson templates and exemplar lessons on which this material is based.</w:t>
+      </w:r>
+    </w:p>
+    <w:p>
+      <w:pPr>
+        <w:spacing w:after="60" w:before="0"/>
+      </w:pPr>
+      <w:r>
+        <w:rPr>
+          <w:rFonts w:ascii="Arial" w:cs="Arial" w:eastAsia="Arial" w:hAnsi="Arial"/>
+          <w:b/>
+          <w:bCs/>
+          <w:sz w:val="17"/>
+          <w:szCs w:val="17"/>
+        </w:rPr>
+        <w:t xml:space="preserve">Production &amp; Layout: </w:t>
+      </w:r>
+      <w:r>
+        <w:rPr>
+          <w:rFonts w:ascii="Arial" w:cs="Arial" w:eastAsia="Arial" w:hAnsi="Arial"/>
+          <w:sz w:val="17"/>
+          <w:szCs w:val="17"/>
+        </w:rPr>
+        <w:t xml:space="preserve">Educational design and curriculum sequencing by SeaVuria. Technical layout, structural formatting, and digital optimization/implementation executed in partnership with ARES Education (registered 501(c)(3) in the United States and Canada (as Afretech Aid) and registered NGO in Kenya), with lesson drafting and compilation assisted by AI (Claude, Anthropic).</w:t>
+      </w:r>
+    </w:p>
+    <w:p>
+      <w:pPr>
+        <w:pBdr>
+          <w:bottom w:val="single" w:color="1F3864" w:sz="6" w:space="6"/>
+        </w:pBdr>
+        <w:spacing w:after="60" w:before="0"/>
+      </w:pPr>
+      <w:r>
+        <w:rPr>
+          <w:rFonts w:ascii="Arial" w:cs="Arial" w:eastAsia="Arial" w:hAnsi="Arial"/>
+          <w:b/>
+          <w:bCs/>
+          <w:sz w:val="17"/>
+          <w:szCs w:val="17"/>
+        </w:rPr>
+        <w:t xml:space="preserve">Licensing &amp; Copyright: </w:t>
+      </w:r>
+      <w:r>
+        <w:rPr>
+          <w:rFonts w:ascii="Arial" w:cs="Arial" w:eastAsia="Arial" w:hAnsi="Arial"/>
+          <w:sz w:val="17"/>
+          <w:szCs w:val="17"/>
+        </w:rPr>
+        <w:t xml:space="preserve">© 2026 SeaVuria and ARES. This work is licensed under a </w:t>
+      </w:r>
+      <w:hyperlink w:history="1" r:id="rIdlxbgsv0yzkctso8orohk1">
+        <w:r>
+          <w:rPr>
+            <w:rFonts w:ascii="Arial" w:cs="Arial" w:eastAsia="Arial" w:hAnsi="Arial"/>
+            <w:color w:val="1F6B75"/>
+            <w:sz w:val="17"/>
+            <w:szCs w:val="17"/>
+            <w:u w:val="single" w:color="1F6B75"/>
+          </w:rPr>
+          <w:t xml:space="preserve">Creative Commons Attribution-NonCommercial 4.0 International License</w:t>
+        </w:r>
+      </w:hyperlink>
+      <w:r>
+        <w:rPr>
+          <w:rFonts w:ascii="Arial" w:cs="Arial" w:eastAsia="Arial" w:hAnsi="Arial"/>
+          <w:sz w:val="17"/>
+          <w:szCs w:val="17"/>
+        </w:rPr>
+        <w:t xml:space="preserve"> (</w:t>
+      </w:r>
+      <w:hyperlink w:history="1" r:id="rIdjatukmwjo2lu1hwxjpkps">
+        <w:r>
+          <w:rPr>
+            <w:rFonts w:ascii="Arial" w:cs="Arial" w:eastAsia="Arial" w:hAnsi="Arial"/>
+            <w:color w:val="1F6B75"/>
+            <w:sz w:val="17"/>
+            <w:szCs w:val="17"/>
+            <w:u w:val="single" w:color="1F6B75"/>
+          </w:rPr>
+          <w:t xml:space="preserve">CC BY-NC 4.0</w:t>
+        </w:r>
+      </w:hyperlink>
+      <w:r>
+        <w:rPr>
+          <w:rFonts w:ascii="Arial" w:cs="Arial" w:eastAsia="Arial" w:hAnsi="Arial"/>
+          <w:sz w:val="17"/>
+          <w:szCs w:val="17"/>
+        </w:rPr>
+        <w:t xml:space="preserve">). To view a copy of this license, visit </w:t>
+      </w:r>
+      <w:hyperlink w:history="1" r:id="rIdkv8y8pfvcpbug__9a1i1h">
+        <w:r>
+          <w:rPr>
+            <w:rFonts w:ascii="Arial" w:cs="Arial" w:eastAsia="Arial" w:hAnsi="Arial"/>
+            <w:color w:val="1F6B75"/>
+            <w:sz w:val="17"/>
+            <w:szCs w:val="17"/>
+            <w:u w:val="single" w:color="1F6B75"/>
+          </w:rPr>
+          <w:t xml:space="preserve">https://creativecommons.org/licenses/by-nc/4.0/</w:t>
+        </w:r>
+      </w:hyperlink>
+      <w:r>
+        <w:rPr>
+          <w:rFonts w:ascii="Arial" w:cs="Arial" w:eastAsia="Arial" w:hAnsi="Arial"/>
+          <w:sz w:val="17"/>
+          <w:szCs w:val="17"/>
+        </w:rPr>
+        <w:t xml:space="preserve">. You are free to copy, redistribute, and adapt this material in any medium or format, provided appropriate credit is given and the material is not used for commercial purposes. KICD learning outcomes and curriculum designations reproduced here for alignment purposes remain the property of KICD and are not covered by this license. Linked external resources (e.g. CK-12, Khan Academy, PhET) are subject to their own licenses.</w:t>
+      </w:r>
+    </w:p>
     <w:sectPr>
       <w:pgSz w:w="15840" w:h="12240" w:orient="landscape"/>
       <w:pgMar w:top="1080" w:right="1080" w:bottom="1080" w:left="1080" w:header="708" w:footer="708" w:gutter="0"/>

--- a/data/outputs/v2/Essential_Mathematics/SS2.3_Trigonometry/Essential_Mathematics_Trigonometry_SummaryTable.docx
+++ b/data/outputs/v2/Essential_Mathematics/SS2.3_Trigonometry/Essential_Mathematics_Trigonometry_SummaryTable.docx
@@ -564,7 +564,7 @@
                 <w:sz w:val="18"/>
                 <w:szCs w:val="18"/>
               </w:rPr>
-              <w:t xml:space="preserve">Learners observed a scenario in which a raised water tank at a Kenyan school must have its vertical height determined, but direct measurement up the support structure is impractical. They measured or were given the horizontal ground distance from the base of the tank's support to their standing point, and used a clinometer (or a protractor-and-straw model) to record the angle of elevation to the base of the tank. Key observation: two pieces of data — one angle and one ground distance — are all that is available, yet a height must be found.</w:t>
+              <w:t xml:space="preserve">Two students (Amina at 10 m with a 38° angle of elevation, and Baraka at 20 m with a 22° angle of elevation) both sight the top of the same school water tank from different positions on the ground. Despite being at different distances and measuring different angles, they should calculate the same height — because the tank has only one height. We also observed that when we measured the ratio of the opposite side to the adjacent side across three right-angled triangles of different sizes but the same angles, the ratio stayed nearly the same.</w:t>
             </w:r>
           </w:p>
         </w:tc>
@@ -596,7 +596,7 @@
                 <w:sz w:val="18"/>
                 <w:szCs w:val="18"/>
               </w:rPr>
-              <w:t xml:space="preserve">Learners identified that a right-angled triangle is embedded in the water-tank situation: the vertical height of the tank is the OPPOSITE side relative to the angle of elevation, the horizontal ground distance is the ADJACENT side, and the imaginary line of sight to the tank forms the HYPOTENUSE. They learned the vocabulary 'angle of elevation' and practised labelling the three sides of a right-angled triangle (opposite, adjacent, hypotenuse) relative to a named acute angle. They also articulated — in their own words on the Driving Question Board — that the relationship between the angle and the two sides must follow some fixed rule, which they will investigate in later lessons.</w:t>
+              <w:t xml:space="preserve">A right-angled triangle is hidden inside the water tank problem: the vertical height of the tank is the OPPOSITE side, the horizontal distance from the observer to the base is the ADJACENT side, and the line of sight to the top of the tank is the HYPOTENUSE — all defined relative to the angle of elevation. The ratio of two sides of a right-angled triangle appears to depend only on the angle, not on the size of the triangle. The branch of mathematics that studies these ratios is called TRIGONOMETRY.</w:t>
             </w:r>
           </w:p>
         </w:tc>
@@ -628,7 +628,7 @@
                 <w:sz w:val="18"/>
                 <w:szCs w:val="18"/>
               </w:rPr>
-              <w:t xml:space="preserve">The teacher should use a large floor diagram (chalk on the courtyard, or a projected image of the school tank) to make the hidden triangle visible before any formula is introduced. Cold-call at least four learners to point out which line segment is the hypotenuse and which is the opposite side — WAIT 10 seconds after each prompt. Pedagogical note: resist giving the tangent formula at this stage; the purpose of Lesson 1 is to create productive uncertainty. The anchoring phenomenon (the tank problem) must remain 'open' so that every subsequent lesson feels like progress toward solving it. Record learners' initial predictions about the height on the DQB and revisit them in Lesson 8.</w:t>
+              <w:t xml:space="preserve">We cannot yet fully explain WHY the ratio stays constant, or HOW to use the 38° angle and 10 m distance to calculate the exact height of the tank. These questions are now posted on our Driving Question Board. We also cannot yet explain why a larger distance produces a smaller angle of elevation to the same point — we have observed it but need the trigonometric ratios (introduced in Lesson 2) to make sense of it mathematically.</w:t>
             </w:r>
           </w:p>
         </w:tc>
@@ -681,7 +681,7 @@
                 <w:sz w:val="18"/>
                 <w:szCs w:val="18"/>
               </w:rPr>
-              <w:t xml:space="preserve">Similar Right-Angled Triangles and Constant Ratios</w:t>
+              <w:t xml:space="preserve">Sides of the Right-Angled Triangle — Naming What We See</w:t>
             </w:r>
           </w:p>
         </w:tc>
@@ -713,7 +713,7 @@
                 <w:sz w:val="18"/>
                 <w:szCs w:val="18"/>
               </w:rPr>
-              <w:t xml:space="preserve">Learners drew or measured a family of right-angled triangles that all share the same acute angle (e.g., 35°) but differ in size — mimicking the way the water-tank triangle would look from different distances. Using rulers, they recorded the lengths of the opposite and adjacent sides for each triangle. They computed the ratio opposite ÷ adjacent for every triangle in the family and recorded results in a table.</w:t>
+              <w:t xml:space="preserve">Learners observed that in a right-angled triangle, the three sides have specific names — hypotenuse, opposite, and adjacent — and that the labels 'opposite' and 'adjacent' depend on which acute angle is chosen as the reference angle. They observed this by labelling paper triangles, re-labelling when the reference angle moved, and identifying right-angled shapes in real classroom objects including the water-tank diagram.</w:t>
             </w:r>
           </w:p>
         </w:tc>
@@ -745,7 +745,7 @@
                 <w:sz w:val="18"/>
                 <w:szCs w:val="18"/>
               </w:rPr>
-              <w:t xml:space="preserve">Learners discovered that the ratio opposite ÷ adjacent remains constant across all similar right-angled triangles that share the same acute angle, regardless of the overall size of the triangle. This constancy is the foundational insight for trigonometry: the angle alone determines the ratio. Learners connected this back to the tank problem — if they know the angle and the ground distance, the constant ratio means they can calculate the unknown height. They also reviewed the properties of similar triangles (AA similarity) as the geometric justification for why the ratio is fixed.</w:t>
+              <w:t xml:space="preserve">The hypotenuse is always the side opposite the right angle and is always the longest side — its name never changes. The 'opposite' side is the side directly facing the chosen acute angle θ, and the 'adjacent' side is the side next to θ that is not the hypotenuse. When θ moves to the other acute angle, opposite and adjacent swap. In the water-tank triangle: the line of sight = hypotenuse, the tank height = opposite, the ground distance = adjacent.</w:t>
             </w:r>
           </w:p>
         </w:tc>
@@ -777,7 +777,7 @@
                 <w:sz w:val="18"/>
                 <w:szCs w:val="18"/>
               </w:rPr>
-              <w:t xml:space="preserve">Instruct learners to work in pairs; each pair constructs at least three triangles with the same angle using graph paper or GeoGebra. After results are shared, ask: 'Why does the ratio stay the same even though the triangles are different sizes?' — WAIT 15 seconds, then cold-call three pairs. Pedagogical note: emphasise that this lesson provides the 'why' behind trigonometric ratios; learners who understand similar triangles will not need to memorise formulas blindly. Link explicitly to the DQB: 'We now know the ratio is constant — but what is the exact value for our tank's angle of 35°? That is our next question.'</w:t>
+              <w:t xml:space="preserve">We now have a precise vocabulary to describe the water-tank triangle. The height of the tank that we cannot measure directly is the 'opposite' side, and the ground distance we can measure is the 'adjacent' side. In future lessons, we will use the ratio of these two sides — together with the angle of elevation — to calculate the exact height of the tank without climbing it.</w:t>
             </w:r>
           </w:p>
         </w:tc>
@@ -862,7 +862,7 @@
                 <w:sz w:val="18"/>
                 <w:szCs w:val="18"/>
               </w:rPr>
-              <w:t xml:space="preserve">Learners measured all three sides of multiple right-angled triangles with fixed angles and computed all three possible ratios: opposite/hypotenuse, adjacent/hypotenuse, and opposite/adjacent. They then compared their computed values with values read from a trigonometric table (or a calculator) to confirm that the ratios have agreed-upon names and precise decimal values. The pattern observed: each ratio is constant for a given angle and each has a distinct name — sine, cosine, and tangent respectively.</w:t>
+              <w:t xml:space="preserve">Learners measured the sides of right-angled triangles with angles of 30°, 45°, and 60°, computed the three side ratios (O/H, A/H, O/A) for each, and verified their values matched the calculator's sin, cos, and tan outputs.</w:t>
             </w:r>
           </w:p>
         </w:tc>
@@ -894,7 +894,7 @@
                 <w:sz w:val="18"/>
                 <w:szCs w:val="18"/>
               </w:rPr>
-              <w:t xml:space="preserve">Learners formally defined the three trigonometric ratios: sin θ = opposite/hypotenuse, cos θ = adjacent/hypotenuse, tan θ = opposite/adjacent. They used the mnemonic SOH-CAH-TOA (contextualised as 'Soma Chuo Hadi' — a Kenyan study-culture phrase — to aid memory). They also practised reading sine, cosine, and tangent values from trigonometric tables for angles between 0° and 90°, and verified these with a scientific calculator. They identified which ratio is most directly useful for the tank problem (tangent, since the known side is adjacent and the unknown side is opposite).</w:t>
+              <w:t xml:space="preserve">The three trigonometric ratios — sine (opposite/hypotenuse), cosine (adjacent/hypotenuse), and tangent (opposite/adjacent) — are constant for a fixed angle regardless of the size of the triangle. The mnemonic SOH-CAH-TOA names and defines all three.</w:t>
             </w:r>
           </w:p>
         </w:tc>
@@ -926,7 +926,7 @@
                 <w:sz w:val="18"/>
                 <w:szCs w:val="18"/>
               </w:rPr>
-              <w:t xml:space="preserve">The teacher should derive each ratio on the board by naming it aloud as the class measures. After defining all three, pose: 'For the water-tank problem, we know the ground distance and the angle — which ratio connects those two pieces of information to the height?' — WAIT 10 seconds, cold-call two learners. Pedagogical note: do not rush past table-reading skills; many learners will use printed tables in examinations. Have learners cross-check at least five values between table and calculator so they trust both tools. Update the DQB: 'We now have a formula — tan θ = height/distance. But can we solve it yet?'</w:t>
+              <w:t xml:space="preserve">Using the tangent ratio and the horizontal distance from the base of the school water-tank tower, learners calculated the tank height from two different positions and obtained consistent results — confirming that trigonometric ratios make precise indirect measurement possible without ever touching or climbing the structure.</w:t>
             </w:r>
           </w:p>
         </w:tc>
@@ -979,7 +979,7 @@
                 <w:sz w:val="18"/>
                 <w:szCs w:val="18"/>
               </w:rPr>
-              <w:t xml:space="preserve">Applying Trigonometric Ratios to Find Unknown Sides</w:t>
+              <w:t xml:space="preserve">The Constant Ratio — Discovering Sine, Cosine and Tangent Through Drawing</w:t>
             </w:r>
           </w:p>
         </w:tc>
@@ -1011,7 +1011,7 @@
                 <w:sz w:val="18"/>
                 <w:szCs w:val="18"/>
               </w:rPr>
-              <w:t xml:space="preserve">Learners were presented with a series of right-angled triangle diagrams — drawn in Kenyan contexts (a mast at Kericho Tea Farm, a ramp at Mombasa Port, a footbridge over a stream in Kisumu) — in which one side and one acute angle are known and a second side is unknown. They observed how substituting values into sin θ, cos θ, or tan θ and then rearranging the equation yields the unknown side.</w:t>
+              <w:t xml:space="preserve">We drew three right-angled triangles — all with a 35° angle but with adjacent sides of 5 cm, 8 cm and 11 cm — and measured the opposite side and hypotenuse in each. We calculated opp÷hyp, adj÷hyp and opp÷adj for all three triangles and recorded the values in a table.</w:t>
             </w:r>
           </w:p>
         </w:tc>
@@ -1043,7 +1043,7 @@
                 <w:sz w:val="18"/>
                 <w:szCs w:val="18"/>
               </w:rPr>
-              <w:t xml:space="preserve">Learners mastered the three algebraic rearrangements: opposite = hypotenuse × sin θ; adjacent = hypotenuse × cos θ; opposite = adjacent × tan θ (and their inverses). They practised selecting the correct ratio by first labelling all three sides relative to the given angle, then identifying which ratio links the known side to the unknown side. Learners solved at least six problems independently, including one that directly mirrors the water-tank scenario (given ground distance and angle of elevation, find height).</w:t>
+              <w:t xml:space="preserve">The three ratios (opp/hyp, adj/hyp, opp/adj) stayed almost exactly the same across all three triangles, even though the triangles were different sizes. The calculator confirmed the exact values: sin(35°) ≈ 0.574, cos(35°) ≈ 0.819, tan(35°) ≈ 0.700. These constant ratios are called sine, cosine and tangent (SOH-CAH-TOA).</w:t>
             </w:r>
           </w:p>
         </w:tc>
@@ -1075,7 +1075,7 @@
                 <w:sz w:val="18"/>
                 <w:szCs w:val="18"/>
               </w:rPr>
-              <w:t xml:space="preserve">Use a structured problem-solving protocol: (1) Draw and label the triangle. (2) Name the known and unknown sides. (3) Choose the ratio. (4) Substitute and solve. (5) Check units and reasonableness. Cold-call learners at each step for at least two worked examples — WAIT 10 seconds at step 3 ('Which ratio?') since that is the highest-cognitive-demand moment. Pedagogical note: learners frequently confuse which side is opposite vs adjacent when the triangle is rotated; provide triangles in multiple orientations. Connect to DQB: the tank problem can now be solved numerically — build suspense for Lesson 8 where they will compute the actual answer.</w:t>
+              <w:t xml:space="preserve">Because tan(θ) is constant for a fixed angle, any observer — whether standing 6 m or 10 m from the base of the water tank — will calculate the same height using height = tan(θ) × ground distance. The constancy of the ratio is the mathematical reason the water-tank measurement method works from any distance.</w:t>
             </w:r>
           </w:p>
         </w:tc>
@@ -1160,7 +1160,7 @@
                 <w:sz w:val="18"/>
                 <w:szCs w:val="18"/>
               </w:rPr>
-              <w:t xml:space="preserve">Learners investigated pairs of complementary angles (angles that sum to 90°) within the same right-angled triangle. They measured or computed sin 30° and cos 60°, sin 40° and cos 50°, and sin θ and cos(90° − θ) for several values of θ. The observation: each pair of values is identical — sin θ = cos(90° − θ) for every angle tested.</w:t>
+              <w:t xml:space="preserve">Learners computed sine and cosine values for complementary angle pairs (e.g., 30° &amp; 60°, 40° &amp; 50°, 45° &amp; 45°) using mathematical tables or calculators, recording results in a structured table, and identified that sin θ = cos(90°−θ) across every row.</w:t>
             </w:r>
           </w:p>
         </w:tc>
@@ -1192,7 +1192,7 @@
                 <w:sz w:val="18"/>
                 <w:szCs w:val="18"/>
               </w:rPr>
-              <w:t xml:space="preserve">Learners proved — using the definitions of sine and cosine and the labelling of sides — that in any right-angled triangle, the sine of one acute angle equals the cosine of the other acute angle, because the side that is 'opposite' to one angle is 'adjacent' to the complementary angle. They stated the identity sin θ = cos(90° − θ) and its equivalent cos θ = sin(90° − θ). They practised using this relationship to simplify expressions and to find unknown angles when given a trigonometric equation (e.g., sin x = cos 28° ⟹ x = 62°).</w:t>
+              <w:t xml:space="preserve">For any two complementary angles in a right-angled triangle, the sine of one angle equals the cosine of the other — because the same pair of sides is involved, just viewed from different angle positions. This means sin θ = cos(90°−θ) and cos θ = sin(90°−θ).</w:t>
             </w:r>
           </w:p>
         </w:tc>
@@ -1224,7 +1224,7 @@
                 <w:sz w:val="18"/>
                 <w:szCs w:val="18"/>
               </w:rPr>
-              <w:t xml:space="preserve">Begin by asking learners to compute sin 55° and cos 35° on their calculators before revealing any rule — WAIT 20 seconds for the surprise of equal values to land. Then cold-call: 'Why are these the same number? What do you notice about 55° and 35°?' (WAIT 15 seconds). Pedagogical note: this lesson is frequently underweighted in teaching but is high-yield for KCSE questions. The complementary-angle identity also sets up Lesson 6's deeper structural insight. Ensure learners write the identity in their own words as well as in algebraic notation. DQB note: ask learners whether this identity could help them find the angle at the top of the water-tank triangle if they already know the angle at the ground.</w:t>
+              <w:t xml:space="preserve">In the water tank scenario, if Akinyi's angle of elevation (θ) and Baraka's angle of elevation (90°−θ) are complementary, then sin(Akinyi's angle) = cos(Baraka's angle) — confirming that the two students' measurements are internally consistent and that the same height can be recovered from either position using this shortcut.</w:t>
             </w:r>
           </w:p>
         </w:tc>
@@ -1309,7 +1309,7 @@
                 <w:sz w:val="18"/>
                 <w:szCs w:val="18"/>
               </w:rPr>
-              <w:t xml:space="preserve">Learners returned to the water-tank right-angled triangle and labelled both acute angles: the angle of elevation θ at the ground, and the complementary angle (90° − θ) at the top of the triangle. They then wrote expressions for sin and cos of both angles and observed that the side lengths referenced swap roles depending on which angle is chosen as the reference angle.</w:t>
+              <w:t xml:space="preserve">Learners completed a table of 7 complementary angle pairs (e.g., 35° &amp; 55°, 45° &amp; 45°) and computed sin and cos values, finding that the difference sin θ − cos(90°−θ) = 0 for every pair, including the 38° elevation angle used in the water-tank calculation in Lesson 4.</w:t>
             </w:r>
           </w:p>
         </w:tc>
@@ -1341,7 +1341,7 @@
                 <w:sz w:val="18"/>
                 <w:szCs w:val="18"/>
               </w:rPr>
-              <w:t xml:space="preserve">Learners deepened their understanding of the complementary-angle identity by seeing it structurally: the 'opposite' side of the lower angle is the 'adjacent' side of the upper angle, and vice versa, because the two acute angles are complementary. They applied this insight to re-express the tank height using both sin and cos — arriving at the same numerical answer via two different ratio choices — confirming that the complementary identity is not merely algebraic but geometrically inevitable. They also practised mixed problems that require choosing between the two forms of the identity strategically.</w:t>
+              <w:t xml:space="preserve">In a right-angled triangle, the side that is 'opposite' to one acute angle is 'adjacent' to the other acute angle, because the two acute angles are complementary (they sum to 90°). This means sin θ = cos(90°−θ) and cos θ = sin(90°−θ) for all acute angles θ — so knowing one ratio immediately gives the other without re-measuring or recalculating.</w:t>
             </w:r>
           </w:p>
         </w:tc>
@@ -1373,7 +1373,7 @@
                 <w:sz w:val="18"/>
                 <w:szCs w:val="18"/>
               </w:rPr>
-              <w:t xml:space="preserve">Instruct learners to colour-code the sides in the tank diagram: one colour for the side opposite the lower angle, another for the side opposite the upper angle, and note that the colours swap roles. Ask: 'If I stand closer to the tank, does the complementary relationship between the two angles change?' — WAIT 15 seconds; cold-call two learners. Pedagogical note: this lesson distinguishes surface memorisers from deep understanders; use targeted questioning to reveal misconceptions. Confirm on the DQB that the two acute angles always sum to 90° regardless of the tank's height or the observer's distance, reinforcing the structural — not accidental — nature of the identity.</w:t>
+              <w:t xml:space="preserve">The reason two students at different distances from the water tank — measuring different angles of elevation — calculate the same height is that their two elevation angles and the corresponding angle at the top of the triangle are complementary and consistent with the SAME fixed height. The complementary-angle identity shows that switching between sin and cos across the two acute angles of the right-angled tank triangle always produces equivalent expressions for the same physical length — confirming the consistency the phenomenon promised.</w:t>
             </w:r>
           </w:p>
         </w:tc>
@@ -1458,7 +1458,7 @@
                 <w:sz w:val="18"/>
                 <w:szCs w:val="18"/>
               </w:rPr>
-              <w:t xml:space="preserve">Learners constructed simple clinometers (protractor + straw + weighted string) and used them in the school compound to measure angles of elevation to the top of a classroom wall, a flagpole, or a nearby tree in Nairobi's typical school setting. They recorded (ground distance, angle of elevation) pairs from two different positions and computed the height both times using h = d × tan θ. They observed whether both calculations yield the same height, thereby calibrating the accuracy of their instrument.</w:t>
+              <w:t xml:space="preserve">Learners constructed a clinometer from a protractor, string, plumb bob, and drinking straw; calibrated it against an indoor mark at a known height of 1.5 m and horizontal distance of 3 m (expected angle 26.6°); then went outdoors and measured the angle of elevation of a school structure from two different horizontal distances, recording all values in a results table.</w:t>
             </w:r>
           </w:p>
         </w:tc>
@@ -1490,7 +1490,7 @@
                 <w:sz w:val="18"/>
                 <w:szCs w:val="18"/>
               </w:rPr>
-              <w:t xml:space="preserve">Learners applied the formula h = d × tan θ in a real, outdoor measurement context and understood that a consistent height from two different (d, θ) pairs validates both the formula and the measurement tool. They identified sources of error (parallax in reading the clinometer, uneven ground, string not hanging freely) and discussed how to minimise them. They also practised rounding answers to an appropriate degree of precision and reporting their results with correct units (metres).</w:t>
+              <w:t xml:space="preserve">Learners applied height = distance × tan θ to calculate the height of a real school structure from two different (distance, angle) pairs, confirmed that both calculations yielded nearly the same height, and explained in writing (CER format) why the tangent ratio guarantees consistency — directly resolving the core puzzle of the anchoring phenomenon.</w:t>
             </w:r>
           </w:p>
         </w:tc>
@@ -1522,7 +1522,7 @@
                 <w:sz w:val="18"/>
                 <w:szCs w:val="18"/>
               </w:rPr>
-              <w:t xml:space="preserve">Assign roles within each group (angle reader, distance measurer, recorder, calculator) and rotate roles between the two measurement positions so every learner practises each skill. After groups report their two height values, cold-call: 'Your two answers differ by 0.4 m — is that acceptable? What could cause this?' — WAIT 20 seconds. Pedagogical note: the field activity is the experiential bridge to Lesson 8's final solution of the tank problem; treat accuracy and error discussion as mathematically important, not merely procedural. Groups should photograph their setup and triangle diagram for inclusion in the DQB gallery.</w:t>
+              <w:t xml:space="preserve">Learners updated their cumulative explanatory model to include a labelled clinometer diagram, a right-triangle equation, and a consistency-check annotation showing that Amina at 10 m (42°) and Baraka at 15 m (30°) both arrive at the same height — and connected this method to how Kenyan surveyors and Mau Forest rangers determine heights without direct measurement.</w:t>
             </w:r>
           </w:p>
         </w:tc>
@@ -1607,7 +1607,7 @@
                 <w:sz w:val="18"/>
                 <w:szCs w:val="18"/>
               </w:rPr>
-              <w:t xml:space="preserve">Learners revisited all data collected or given in Lesson 1 — the horizontal ground distance from the tank support and the angle of elevation to the base of the tank — and applied everything learned across the unit. They observed their own DQB entries from Lesson 1 and compared their initial (often intuitive) predictions of the height with the now-calculated answer.</w:t>
+              <w:t xml:space="preserve">Learners used their self-built clinometers at two marked outdoor stations (8 m and 12 m from the school water-tank tower base) to measure and record the angle of elevation of the top of the tank from each position.</w:t>
             </w:r>
           </w:p>
         </w:tc>
@@ -1639,7 +1639,7 @@
                 <w:sz w:val="18"/>
                 <w:szCs w:val="18"/>
               </w:rPr>
-              <w:t xml:space="preserve">Learners demonstrated that tan θ = opposite/adjacent = height/horizontal distance can be rearranged to h = d × tan θ, and they computed the actual numerical height of the water tank. They generalised the method: any unknown height or distance in the environment can be found if one angle and one side of the resulting right-angled triangle are known. Learners also reflected on which trigonometric ratio to use in different scenarios (sine when the hypotenuse is known, cosine when the adjacent and hypotenuse are involved, tangent when opposite and adjacent are the relevant pair) and articulated a decision procedure for future problems.</w:t>
+              <w:t xml:space="preserve">Learners learned that the tangent ratio (tan θ = opposite/adjacent = height/horizontal distance) can be rearranged to h = d × tan θ, allowing the unknown height of the tank to be calculated precisely from a known horizontal distance and a measured angle of elevation — without ever climbing the tank or measuring its height directly. They also learned that two observers at different distances should calculate the same height, providing a built-in consistency check, and that small discrepancies arise from measurement uncertainty rather than errors in the mathematics.</w:t>
             </w:r>
           </w:p>
         </w:tc>
@@ -1671,7 +1671,7 @@
                 <w:sz w:val="18"/>
                 <w:szCs w:val="18"/>
               </w:rPr>
-              <w:t xml:space="preserve">Open by asking learners to read their Lesson 1 DQB predictions aloud before revealing the calculated answer — this closing of the loop is pedagogically powerful and should not be rushed. Cold-call at least three learners to narrate the full solution in their own words before the teacher writes anything on the board. Then pose a transfer question: 'A mobile-phone mast in Rift Valley casts a shadow 18 m long when the sun's angle of elevation is 72°. How tall is the mast?' — WAIT 20 seconds, then cold-call. Pedagogical note: the final lesson should feel like a celebration of accumulated understanding, not a new lesson. Ensure the DQB is fully annotated and that every earlier entry has been 'answered' by a subsequent lesson. Award recognition to the most improved DQB group.</w:t>
+              <w:t xml:space="preserve">Learners explained the complete anchoring phenomenon: the height of the school water-tank tower can be found by standing at a measured horizontal distance from its base, measuring the angle of elevation of its top with a clinometer, and applying h = d × tan θ. This is the same method used by Kenyan surveyors in the Rift Valley highlands, KeNHA engineers designing Thika Superhighway overpasses, and foresters in the Mau Forest estimating tree heights for conservation — confirming that trigonometry is a powerful, universally applicable tool for finding unknown heights and distances without direct measurement.</w:t>
             </w:r>
           </w:p>
         </w:tc>
@@ -1795,7 +1795,7 @@
         </w:rPr>
         <w:t xml:space="preserve">© 2026 SeaVuria and ARES. This work is licensed under a </w:t>
       </w:r>
-      <w:hyperlink w:history="1" r:id="rIdlxbgsv0yzkctso8orohk1">
+      <w:hyperlink w:history="1" r:id="rIds8-pxfbuwoinwamttcdel">
         <w:r>
           <w:rPr>
             <w:rFonts w:ascii="Arial" w:cs="Arial" w:eastAsia="Arial" w:hAnsi="Arial"/>
@@ -1815,7 +1815,7 @@
         </w:rPr>
         <w:t xml:space="preserve"> (</w:t>
       </w:r>
-      <w:hyperlink w:history="1" r:id="rIdjatukmwjo2lu1hwxjpkps">
+      <w:hyperlink w:history="1" r:id="rIdc7wk6yrs3safyfvvbcmr_">
         <w:r>
           <w:rPr>
             <w:rFonts w:ascii="Arial" w:cs="Arial" w:eastAsia="Arial" w:hAnsi="Arial"/>
@@ -1835,7 +1835,7 @@
         </w:rPr>
         <w:t xml:space="preserve">). To view a copy of this license, visit </w:t>
       </w:r>
-      <w:hyperlink w:history="1" r:id="rIdkv8y8pfvcpbug__9a1i1h">
+      <w:hyperlink w:history="1" r:id="rIdqtv0ygck8urplivjilyok">
         <w:r>
           <w:rPr>
             <w:rFonts w:ascii="Arial" w:cs="Arial" w:eastAsia="Arial" w:hAnsi="Arial"/>

--- a/data/outputs/v2/Essential_Mathematics/SS2.3_Trigonometry/Essential_Mathematics_Trigonometry_SummaryTable.docx
+++ b/data/outputs/v2/Essential_Mathematics/SS2.3_Trigonometry/Essential_Mathematics_Trigonometry_SummaryTable.docx
@@ -1309,7 +1309,7 @@
                 <w:sz w:val="18"/>
                 <w:szCs w:val="18"/>
               </w:rPr>
-              <w:t xml:space="preserve">Learners completed a table of 7 complementary angle pairs (e.g., 35° &amp; 55°, 45° &amp; 45°) and computed sin and cos values, finding that the difference sin θ − cos(90°−θ) = 0 for every pair, including the 38° elevation angle used in the water-tank calculation in Lesson 4.</w:t>
+              <w:t xml:space="preserve">Learners completed a table of 7 complementary angle pairs (e.g., 35° &amp; 55°, 45° &amp; 45°) and computed sin and cos values, finding that the difference sin θ − cos(90°−θ) = 0 for every pair, including the 38° elevation angle used in the water-tank calculation in Lesson 3.</w:t>
             </w:r>
           </w:p>
         </w:tc>
@@ -1522,7 +1522,7 @@
                 <w:sz w:val="18"/>
                 <w:szCs w:val="18"/>
               </w:rPr>
-              <w:t xml:space="preserve">Learners updated their cumulative explanatory model to include a labelled clinometer diagram, a right-triangle equation, and a consistency-check annotation showing that Amina at 10 m (42°) and Baraka at 15 m (30°) both arrive at the same height — and connected this method to how Kenyan surveyors and Mau Forest rangers determine heights without direct measurement.</w:t>
+              <w:t xml:space="preserve">Learners updated their cumulative explanatory model to include a labelled clinometer diagram, a right-triangle equation, and a consistency-check annotation showing that Amina at 10 m (38°) and Baraka at 20 m (22°) arrive at nearly the same height — and connected this method to how Kenyan surveyors and Mau Forest rangers determine heights without direct measurement.</w:t>
             </w:r>
           </w:p>
         </w:tc>
@@ -1795,7 +1795,7 @@
         </w:rPr>
         <w:t xml:space="preserve">© 2026 SeaVuria and ARES. This work is licensed under a </w:t>
       </w:r>
-      <w:hyperlink w:history="1" r:id="rIds8-pxfbuwoinwamttcdel">
+      <w:hyperlink w:history="1" r:id="rIdrn2vckrdpfi3ngz1673-a">
         <w:r>
           <w:rPr>
             <w:rFonts w:ascii="Arial" w:cs="Arial" w:eastAsia="Arial" w:hAnsi="Arial"/>
@@ -1815,7 +1815,7 @@
         </w:rPr>
         <w:t xml:space="preserve"> (</w:t>
       </w:r>
-      <w:hyperlink w:history="1" r:id="rIdc7wk6yrs3safyfvvbcmr_">
+      <w:hyperlink w:history="1" r:id="rIdpnrrez_uph67hlro_bkgq">
         <w:r>
           <w:rPr>
             <w:rFonts w:ascii="Arial" w:cs="Arial" w:eastAsia="Arial" w:hAnsi="Arial"/>
@@ -1835,7 +1835,7 @@
         </w:rPr>
         <w:t xml:space="preserve">). To view a copy of this license, visit </w:t>
       </w:r>
-      <w:hyperlink w:history="1" r:id="rIdqtv0ygck8urplivjilyok">
+      <w:hyperlink w:history="1" r:id="rIdrcjg-44uxgen5ewlcdtf-">
         <w:r>
           <w:rPr>
             <w:rFonts w:ascii="Arial" w:cs="Arial" w:eastAsia="Arial" w:hAnsi="Arial"/>

--- a/data/outputs/v2/Essential_Mathematics/SS2.3_Trigonometry/Essential_Mathematics_Trigonometry_SummaryTable.docx
+++ b/data/outputs/v2/Essential_Mathematics/SS2.3_Trigonometry/Essential_Mathematics_Trigonometry_SummaryTable.docx
@@ -1795,7 +1795,7 @@
         </w:rPr>
         <w:t xml:space="preserve">© 2026 SeaVuria and ARES. This work is licensed under a </w:t>
       </w:r>
-      <w:hyperlink w:history="1" r:id="rIdrn2vckrdpfi3ngz1673-a">
+      <w:hyperlink w:history="1" r:id="rIdq8ebk9hpgxmw-cw4um2jx">
         <w:r>
           <w:rPr>
             <w:rFonts w:ascii="Arial" w:cs="Arial" w:eastAsia="Arial" w:hAnsi="Arial"/>
@@ -1815,7 +1815,7 @@
         </w:rPr>
         <w:t xml:space="preserve"> (</w:t>
       </w:r>
-      <w:hyperlink w:history="1" r:id="rIdpnrrez_uph67hlro_bkgq">
+      <w:hyperlink w:history="1" r:id="rIdypecxz2owwuu3x_v1szyl">
         <w:r>
           <w:rPr>
             <w:rFonts w:ascii="Arial" w:cs="Arial" w:eastAsia="Arial" w:hAnsi="Arial"/>
@@ -1835,7 +1835,7 @@
         </w:rPr>
         <w:t xml:space="preserve">). To view a copy of this license, visit </w:t>
       </w:r>
-      <w:hyperlink w:history="1" r:id="rIdrcjg-44uxgen5ewlcdtf-">
+      <w:hyperlink w:history="1" r:id="rIdzg8dwitmqbss5lbb13ryz">
         <w:r>
           <w:rPr>
             <w:rFonts w:ascii="Arial" w:cs="Arial" w:eastAsia="Arial" w:hAnsi="Arial"/>

--- a/data/outputs/v2/Essential_Mathematics/SS2.3_Trigonometry/Essential_Mathematics_Trigonometry_SummaryTable.docx
+++ b/data/outputs/v2/Essential_Mathematics/SS2.3_Trigonometry/Essential_Mathematics_Trigonometry_SummaryTable.docx
@@ -1795,7 +1795,7 @@
         </w:rPr>
         <w:t xml:space="preserve">© 2026 SeaVuria and ARES. This work is licensed under a </w:t>
       </w:r>
-      <w:hyperlink w:history="1" r:id="rIdq8ebk9hpgxmw-cw4um2jx">
+      <w:hyperlink w:history="1" r:id="rIdjezsxxplyp8wytph7ienb">
         <w:r>
           <w:rPr>
             <w:rFonts w:ascii="Arial" w:cs="Arial" w:eastAsia="Arial" w:hAnsi="Arial"/>
@@ -1815,7 +1815,7 @@
         </w:rPr>
         <w:t xml:space="preserve"> (</w:t>
       </w:r>
-      <w:hyperlink w:history="1" r:id="rIdypecxz2owwuu3x_v1szyl">
+      <w:hyperlink w:history="1" r:id="rIdoxfoceorieskbltnlzofb">
         <w:r>
           <w:rPr>
             <w:rFonts w:ascii="Arial" w:cs="Arial" w:eastAsia="Arial" w:hAnsi="Arial"/>
@@ -1835,7 +1835,7 @@
         </w:rPr>
         <w:t xml:space="preserve">). To view a copy of this license, visit </w:t>
       </w:r>
-      <w:hyperlink w:history="1" r:id="rIdzg8dwitmqbss5lbb13ryz">
+      <w:hyperlink w:history="1" r:id="rIdde-i-v1apmjjumhfyokqz">
         <w:r>
           <w:rPr>
             <w:rFonts w:ascii="Arial" w:cs="Arial" w:eastAsia="Arial" w:hAnsi="Arial"/>

--- a/data/outputs/v2/Essential_Mathematics/SS2.3_Trigonometry/Essential_Mathematics_Trigonometry_SummaryTable.docx
+++ b/data/outputs/v2/Essential_Mathematics/SS2.3_Trigonometry/Essential_Mathematics_Trigonometry_SummaryTable.docx
@@ -532,7 +532,7 @@
                 <w:sz w:val="18"/>
                 <w:szCs w:val="18"/>
               </w:rPr>
-              <w:t xml:space="preserve">The Water Tank Problem — Launching the Anchoring Phenomenon</w:t>
+              <w:t xml:space="preserve">The Water Tank Problem: Predict and Name the Sides</w:t>
             </w:r>
           </w:p>
         </w:tc>
@@ -564,7 +564,7 @@
                 <w:sz w:val="18"/>
                 <w:szCs w:val="18"/>
               </w:rPr>
-              <w:t xml:space="preserve">Two students (Amina at 10 m with a 38° angle of elevation, and Baraka at 20 m with a 22° angle of elevation) both sight the top of the same school water tank from different positions on the ground. Despite being at different distances and measuring different angles, they should calculate the same height — because the tank has only one height. We also observed that when we measured the ratio of the opposite side to the adjacent side across three right-angled triangles of different sizes but the same angles, the ratio stayed nearly the same.</w:t>
+              <w:t xml:space="preserve">We observed that the water tank tower at Kilimani Secondary School cannot be climbed, yet Wanjiru and Otieno stand at different distances from its base and sight the top of the tank to record different angles. The tower, the ground and the line of sight form a right-angled triangle.</w:t>
             </w:r>
           </w:p>
         </w:tc>
@@ -596,7 +596,7 @@
                 <w:sz w:val="18"/>
                 <w:szCs w:val="18"/>
               </w:rPr>
-              <w:t xml:space="preserve">A right-angled triangle is hidden inside the water tank problem: the vertical height of the tank is the OPPOSITE side, the horizontal distance from the observer to the base is the ADJACENT side, and the line of sight to the top of the tank is the HYPOTENUSE — all defined relative to the angle of elevation. The ratio of two sides of a right-angled triangle appears to depend only on the angle, not on the size of the triangle. The branch of mathematics that studies these ratios is called TRIGONOMETRY.</w:t>
+              <w:t xml:space="preserve">We learned to name the sides of a right-angled triangle relative to a chosen acute angle θ: the hypotenuse is opposite the right angle and is the longest side; the opposite side is across from θ; the adjacent side is next to θ but is not the hypotenuse. When θ moves to the other acute angle, opposite and adjacent swap but the hypotenuse stays the same.</w:t>
             </w:r>
           </w:p>
         </w:tc>
@@ -628,7 +628,7 @@
                 <w:sz w:val="18"/>
                 <w:szCs w:val="18"/>
               </w:rPr>
-              <w:t xml:space="preserve">We cannot yet fully explain WHY the ratio stays constant, or HOW to use the 38° angle and 10 m distance to calculate the exact height of the tank. These questions are now posted on our Driving Question Board. We also cannot yet explain why a larger distance produces a smaller angle of elevation to the same point — we have observed it but need the trigonometric ratios (introduced in Lesson 2) to make sense of it mathematically.</w:t>
+              <w:t xml:space="preserve">We can say that the height of the tank above eye level is the opposite side and the distance from the learner to the tower is the adjacent side for the angle at the learner's eye, but we cannot yet explain how the angle and distance give the height, or whether Wanjiru and Otieno should get the same answer. These questions are on our Driving Question Board and we will answer them in the next lessons.</w:t>
             </w:r>
           </w:p>
         </w:tc>
@@ -681,7 +681,7 @@
                 <w:sz w:val="18"/>
                 <w:szCs w:val="18"/>
               </w:rPr>
-              <w:t xml:space="preserve">Sides of the Right-Angled Triangle — Naming What We See</w:t>
+              <w:t xml:space="preserve">Deriving sine, cosine and tangent: Why does the tank method work at any distance?</w:t>
             </w:r>
           </w:p>
         </w:tc>
@@ -713,7 +713,7 @@
                 <w:sz w:val="18"/>
                 <w:szCs w:val="18"/>
               </w:rPr>
-              <w:t xml:space="preserve">Learners observed that in a right-angled triangle, the three sides have specific names — hypotenuse, opposite, and adjacent — and that the labels 'opposite' and 'adjacent' depend on which acute angle is chosen as the reference angle. They observed this by labelling paper triangles, re-labelling when the reference angle moved, and identifying right-angled shapes in real classroom objects including the water-tank diagram.</w:t>
+              <w:t xml:space="preserve">What did you measure and calculate for the three 35° triangles A, B and C? Record the adjacent, opposite and hypotenuse lengths, and the three ratios (opposite ÷ hypotenuse, adjacent ÷ hypotenuse, opposite ÷ adjacent) for each triangle. What did you notice about the ratios as the triangles got bigger?</w:t>
             </w:r>
           </w:p>
         </w:tc>
@@ -745,7 +745,7 @@
                 <w:sz w:val="18"/>
                 <w:szCs w:val="18"/>
               </w:rPr>
-              <w:t xml:space="preserve">The hypotenuse is always the side opposite the right angle and is always the longest side — its name never changes. The 'opposite' side is the side directly facing the chosen acute angle θ, and the 'adjacent' side is the side next to θ that is not the hypotenuse. When θ moves to the other acute angle, opposite and adjacent swap. In the water-tank triangle: the line of sight = hypotenuse, the tank height = opposite, the ground distance = adjacent.</w:t>
+              <w:t xml:space="preserve">What are sin θ, cos θ and tan θ in terms of opposite, adjacent and hypotenuse? What are the calculator values of sin 35°, cos 35° and tan 35° in DEG mode, and how close are they to your measured ratios?</w:t>
             </w:r>
           </w:p>
         </w:tc>
@@ -777,7 +777,7 @@
                 <w:sz w:val="18"/>
                 <w:szCs w:val="18"/>
               </w:rPr>
-              <w:t xml:space="preserve">We now have a precise vocabulary to describe the water-tank triangle. The height of the tank that we cannot measure directly is the 'opposite' side, and the ground distance we can measure is the 'adjacent' side. In future lessons, we will use the ratio of these two sides — together with the angle of elevation — to calculate the exact height of the tank without climbing it.</w:t>
+              <w:t xml:space="preserve">Why do the ratios stay the same for triangles of different sizes with the same angle? How does this idea help explain how Wanjiru (8 m, 37°) and Otieno (10 m, 31°) at Kilimani Secondary School can both find the same tank height without climbing the tower? What do you still need to learn to calculate that height?</w:t>
             </w:r>
           </w:p>
         </w:tc>
@@ -830,7 +830,7 @@
                 <w:sz w:val="18"/>
                 <w:szCs w:val="18"/>
               </w:rPr>
-              <w:t xml:space="preserve">Deriving the Three Trigonometric Ratios: Sine, Cosine and Tangent</w:t>
+              <w:t xml:space="preserve">Complementary Angles: Why Does sin 20° Equal cos 70°?</w:t>
             </w:r>
           </w:p>
         </w:tc>
@@ -862,7 +862,7 @@
                 <w:sz w:val="18"/>
                 <w:szCs w:val="18"/>
               </w:rPr>
-              <w:t xml:space="preserve">Learners measured the sides of right-angled triangles with angles of 30°, 45°, and 60°, computed the three side ratios (O/H, A/H, O/A) for each, and verified their values matched the calculator's sin, cos, and tan outputs.</w:t>
+              <w:t xml:space="preserve">Complete the Lesson 3 table. For the pairs 20°/70°, 30°/60°, 35°/55° and 45°/45°, we found that sin of one angle equals cos of the other (for example sin 20° = cos 70° = 0.3420 and sin 35° = cos 55° = 0.5736). At 45° the sine and cosine are equal (0.7071).</w:t>
             </w:r>
           </w:p>
         </w:tc>
@@ -894,7 +894,7 @@
                 <w:sz w:val="18"/>
                 <w:szCs w:val="18"/>
               </w:rPr>
-              <w:t xml:space="preserve">The three trigonometric ratios — sine (opposite/hypotenuse), cosine (adjacent/hypotenuse), and tangent (opposite/adjacent) — are constant for a fixed angle regardless of the size of the triangle. The mnemonic SOH-CAH-TOA names and defines all three.</w:t>
+              <w:t xml:space="preserve">Two acute angles in a right-angled triangle add up to 90° and are called complementary. The side opposite one angle is the side adjacent to the other. So sin θ = cos(90° - θ) and cos θ = sin(90° - θ). Wanjiru's 37° at the tank goes with 53° at the top of her line of sight.</w:t>
             </w:r>
           </w:p>
         </w:tc>
@@ -926,7 +926,7 @@
                 <w:sz w:val="18"/>
                 <w:szCs w:val="18"/>
               </w:rPr>
-              <w:t xml:space="preserve">Using the tangent ratio and the horizontal distance from the base of the school water-tank tower, learners calculated the tank height from two different positions and obtained consistent results — confirming that trigonometric ratios make precise indirect measurement possible without ever touching or climbing the structure.</w:t>
+              <w:t xml:space="preserve">Write in your own words why sin 35° = cos 55°, using the words opposite, adjacent and hypotenuse, and say how this helps us get closer to finding the height of the Kilimani Secondary School water tank without climbing it.</w:t>
             </w:r>
           </w:p>
         </w:tc>
@@ -979,7 +979,7 @@
                 <w:sz w:val="18"/>
                 <w:szCs w:val="18"/>
               </w:rPr>
-              <w:t xml:space="preserve">The Constant Ratio — Discovering Sine, Cosine and Tangent Through Drawing</w:t>
+              <w:t xml:space="preserve">Choosing the Right Ratio: Solving for Unknown Sides and the First Full Tank-Height Calculation</w:t>
             </w:r>
           </w:p>
         </w:tc>
@@ -1011,7 +1011,7 @@
                 <w:sz w:val="18"/>
                 <w:szCs w:val="18"/>
               </w:rPr>
-              <w:t xml:space="preserve">We drew three right-angled triangles — all with a 35° angle but with adjacent sides of 5 cm, 8 cm and 11 cm — and measured the opposite side and hypotenuse in each. We calculated opp÷hyp, adj÷hyp and opp÷adj for all three triangles and recorded the values in a table.</w:t>
+              <w:t xml:space="preserve">We observed that to find an unknown side, we label the triangle from the angle, pick the ratio that links the KNOWN side and the WANTED side, write the equation and solve. In the tank problem, Wanjiru is 8 m away at 37 degrees, so 8 x tan 37 = 6.03 m above eye level, and with her 1.5 m eye height the top of the tank is 7.5 m.</w:t>
             </w:r>
           </w:p>
         </w:tc>
@@ -1043,7 +1043,7 @@
                 <w:sz w:val="18"/>
                 <w:szCs w:val="18"/>
               </w:rPr>
-              <w:t xml:space="preserve">The three ratios (opp/hyp, adj/hyp, opp/adj) stayed almost exactly the same across all three triangles, even though the triangles were different sizes. The calculator confirmed the exact values: sin(35°) ≈ 0.574, cos(35°) ≈ 0.819, tan(35°) ≈ 0.700. These constant ratios are called sine, cosine and tangent (SOH-CAH-TOA).</w:t>
+              <w:t xml:space="preserve">We learned that tan links opposite and adjacent, sin links opposite and hypotenuse, and cos links adjacent and hypotenuse. We learned that the ratio depends only on the angle, so one angle and one side are enough to find another side. We also learned to use tan 37 = 0.7536 in DEG mode and to add the 1.5 m eye height.</w:t>
             </w:r>
           </w:p>
         </w:tc>
@@ -1075,7 +1075,7 @@
                 <w:sz w:val="18"/>
                 <w:szCs w:val="18"/>
               </w:rPr>
-              <w:t xml:space="preserve">Because tan(θ) is constant for a fixed angle, any observer — whether standing 6 m or 10 m from the base of the water tank — will calculate the same height using height = tan(θ) × ground distance. The constancy of the ratio is the mathematical reason the water-tank measurement method works from any distance.</w:t>
+              <w:t xml:space="preserve">We can now partly explain how the tank height can be found without climbing it: the known distance and the angle give a ratio that lets us calculate the height. We still need to explain how to measure the angle accurately, and to check that Otieno (10 m, 31 degrees) gets the same height, which we will test in later lessons.</w:t>
             </w:r>
           </w:p>
         </w:tc>
@@ -1128,7 +1128,7 @@
                 <w:sz w:val="18"/>
                 <w:szCs w:val="18"/>
               </w:rPr>
-              <w:t xml:space="preserve">Sine and Cosine of Complementary Angles</w:t>
+              <w:t xml:space="preserve">Angle of Elevation and Building the Clinometer</w:t>
             </w:r>
           </w:p>
         </w:tc>
@@ -1160,7 +1160,7 @@
                 <w:sz w:val="18"/>
                 <w:szCs w:val="18"/>
               </w:rPr>
-              <w:t xml:space="preserve">Learners computed sine and cosine values for complementary angle pairs (e.g., 30° &amp; 60°, 40° &amp; 50°, 45° &amp; 45°) using mathematical tables or calculators, recording results in a structured table, and identified that sin θ = cos(90°−θ) across every row.</w:t>
+              <w:t xml:space="preserve">We built a clinometer from a cardboard protractor, a straw, a string and a washer. When the straw is level the string hangs at the 90° mark, and when we sighted the top of the classroom door frame (2.1 m high) from 3.0 m the string moved away from 90° by about 11°.</w:t>
             </w:r>
           </w:p>
         </w:tc>
@@ -1192,7 +1192,7 @@
                 <w:sz w:val="18"/>
                 <w:szCs w:val="18"/>
               </w:rPr>
-              <w:t xml:space="preserve">For any two complementary angles in a right-angled triangle, the sine of one angle equals the cosine of the other — because the same pair of sides is involved, just viewed from different angle positions. This means sin θ = cos(90°−θ) and cos θ = sin(90°−θ).</w:t>
+              <w:t xml:space="preserve">The angle of elevation is the angle above the horizontal from the observer's eye up to the object. On the clinometer it is the number of degrees between the string and the 90° mark, so the scale reading is 90° minus the angle of elevation (complementary angles). Height = (distance × tan angle) + 1.5 m.</w:t>
             </w:r>
           </w:p>
         </w:tc>
@@ -1224,7 +1224,7 @@
                 <w:sz w:val="18"/>
                 <w:szCs w:val="18"/>
               </w:rPr>
-              <w:t xml:space="preserve">In the water tank scenario, if Akinyi's angle of elevation (θ) and Baraka's angle of elevation (90°−θ) are complementary, then sin(Akinyi's angle) = cos(Baraka's angle) — confirming that the two students' measurements are internally consistent and that the same height can be recovered from either position using this shortcut.</w:t>
+              <w:t xml:space="preserve">Wanjiru can get an angle for the Kilimani Secondary School water tank without climbing because her clinometer measures the angle of elevation from her eye. That angle, together with her 8 m horizontal distance, gives a right-angled triangle in which tan connects the two, and adding her 1.5 m eye height gives the tank's height.</w:t>
             </w:r>
           </w:p>
         </w:tc>
@@ -1277,7 +1277,7 @@
                 <w:sz w:val="18"/>
                 <w:szCs w:val="18"/>
               </w:rPr>
-              <w:t xml:space="preserve">Sines and Cosines of Complementary Angles — The Hidden Shortcut in the Tank Problem</w:t>
+              <w:t xml:space="preserve">Angle of Depression and Outdoor Measurement: Measuring the Flagpole at Kilimani Secondary School</w:t>
             </w:r>
           </w:p>
         </w:tc>
@@ -1309,7 +1309,7 @@
                 <w:sz w:val="18"/>
                 <w:szCs w:val="18"/>
               </w:rPr>
-              <w:t xml:space="preserve">Learners completed a table of 7 complementary angle pairs (e.g., 35° &amp; 55°, 45° &amp; 45°) and computed sin and cos values, finding that the difference sin θ − cos(90°−θ) = 0 for every pair, including the 38° elevation angle used in the water-tank calculation in Lesson 3.</w:t>
+              <w:t xml:space="preserve">What did we observe? Record the veranda results (eye level 3.0 m, marker 4.0 m from the base, angle of depression about 37 degrees, with 4.0 x tan 37 degrees = 3.01 m, about 3.0 m) and our flagpole data (distance, clinometer angle, calculated height, tape value 9.0 m).</w:t>
             </w:r>
           </w:p>
         </w:tc>
@@ -1341,7 +1341,7 @@
                 <w:sz w:val="18"/>
                 <w:szCs w:val="18"/>
               </w:rPr>
-              <w:t xml:space="preserve">In a right-angled triangle, the side that is 'opposite' to one acute angle is 'adjacent' to the other acute angle, because the two acute angles are complementary (they sum to 90°). This means sin θ = cos(90°−θ) and cos θ = sin(90°−θ) for all acute angles θ — so knowing one ratio immediately gives the other without re-measuring or recalculating.</w:t>
+              <w:t xml:space="preserve">What did we learn? Write what the angle of depression is, how it relates to the angle of elevation from the lower point (alternate angles), and how field data compare with the tape measurement (for Group Amani: 15 m, 27 degrees, 9.1 m versus 9.0 m).</w:t>
             </w:r>
           </w:p>
         </w:tc>
@@ -1373,7 +1373,7 @@
                 <w:sz w:val="18"/>
                 <w:szCs w:val="18"/>
               </w:rPr>
-              <w:t xml:space="preserve">The reason two students at different distances from the water tank — measuring different angles of elevation — calculate the same height is that their two elevation angles and the corresponding angle at the top of the triangle are complementary and consistent with the SAME fixed height. The complementary-angle identity shows that switching between sin and cos across the two acute angles of the right-angled tank triangle always produces equivalent expressions for the same physical length — confirming the consistency the phenomenon promised.</w:t>
+              <w:t xml:space="preserve">How does this help explain the phenomenon? Explain, in your own words, how the height of the water tank can be found without climbing it, why the answers are close to the real height but not exact, and what causes the small error when we read angles to the nearest degree.</w:t>
             </w:r>
           </w:p>
         </w:tc>
@@ -1426,7 +1426,7 @@
                 <w:sz w:val="18"/>
                 <w:szCs w:val="18"/>
               </w:rPr>
-              <w:t xml:space="preserve">Clinometer Construction &amp; Field Calibration — Building the Measurement Tool</w:t>
+              <w:t xml:space="preserve">Multi-Step Problems and Error Analysis: Which Ratio Do I Choose?</w:t>
             </w:r>
           </w:p>
         </w:tc>
@@ -1458,7 +1458,7 @@
                 <w:sz w:val="18"/>
                 <w:szCs w:val="18"/>
               </w:rPr>
-              <w:t xml:space="preserve">Learners constructed a clinometer from a protractor, string, plumb bob, and drinking straw; calibrated it against an indoor mark at a known height of 1.5 m and horizontal distance of 3 m (expected angle 26.6°); then went outdoors and measured the angle of elevation of a school structure from two different horizontal distances, recording all values in a results table.</w:t>
+              <w:t xml:space="preserve">What did we observe? Record the three problems (Rift Valley cliff, Watamu diver, Nairobi ramp): the known side, the wanted side, the ratio we chose, and our answers (about 126 m, 9.2 m and 0.7 m). Add the four errors found in the critique task.</w:t>
             </w:r>
           </w:p>
         </w:tc>
@@ -1490,7 +1490,7 @@
                 <w:sz w:val="18"/>
                 <w:szCs w:val="18"/>
               </w:rPr>
-              <w:t xml:space="preserve">Learners applied height = distance × tan θ to calculate the height of a real school structure from two different (distance, angle) pairs, confirmed that both calculations yielded nearly the same height, and explained in writing (CER format) why the tangent ratio guarantees consistency — directly resolving the core puzzle of the anchoring phenomenon.</w:t>
+              <w:t xml:space="preserve">What did we learn? Write how to choose sin, cos or tan from the known and wanted sides, when to add the 1.5 m eye height, why DEG mode matters, and how our Lesson 1 predictions have changed.</w:t>
             </w:r>
           </w:p>
         </w:tc>
@@ -1522,7 +1522,7 @@
                 <w:sz w:val="18"/>
                 <w:szCs w:val="18"/>
               </w:rPr>
-              <w:t xml:space="preserve">Learners updated their cumulative explanatory model to include a labelled clinometer diagram, a right-triangle equation, and a consistency-check annotation showing that Amina at 10 m (38°) and Baraka at 20 m (22°) arrive at nearly the same height — and connected this method to how Kenyan surveyors and Mau Forest rangers determine heights without direct measurement.</w:t>
+              <w:t xml:space="preserve">How does this help explain the phenomenon? Explain in your own words why Wanjiru (8 m, 37 degrees) and Otieno (10 m, 31 degrees) both get a tank height of 7.5 m, and how choosing the correct ratio and avoiding common errors lets us find the height of the water tank without climbing it.</w:t>
             </w:r>
           </w:p>
         </w:tc>
@@ -1575,7 +1575,7 @@
                 <w:sz w:val="18"/>
                 <w:szCs w:val="18"/>
               </w:rPr>
-              <w:t xml:space="preserve">Final Explanation: Solving the Water-Tank Problem and Closing the Explanatory Loop</w:t>
+              <w:t xml:space="preserve">Solving the Water Tank Problem: Final Explanation</w:t>
             </w:r>
           </w:p>
         </w:tc>
@@ -1607,7 +1607,7 @@
                 <w:sz w:val="18"/>
                 <w:szCs w:val="18"/>
               </w:rPr>
-              <w:t xml:space="preserve">Learners used their self-built clinometers at two marked outdoor stations (8 m and 12 m from the school water-tank tower base) to measure and record the angle of elevation of the top of the tank from each position.</w:t>
+              <w:t xml:space="preserve">What did we observe? Wanjiru (8 m from the tower, 37°) and Otieno (10 m, 31°) got different angles. Both calculated the same height: 7.53 m and 7.51 m, which round to 7.5 m. Mr. Kamau's tape measured 7.5 m. Group Amani's flagpole calculation gave 9.1 m against the tape's 9.0 m.</w:t>
             </w:r>
           </w:p>
         </w:tc>
@@ -1639,7 +1639,7 @@
                 <w:sz w:val="18"/>
                 <w:szCs w:val="18"/>
               </w:rPr>
-              <w:t xml:space="preserve">Learners learned that the tangent ratio (tan θ = opposite/adjacent = height/horizontal distance) can be rearranged to h = d × tan θ, allowing the unknown height of the tank to be calculated precisely from a known horizontal distance and a measured angle of elevation — without ever climbing the tank or measuring its height directly. They also learned that two observers at different distances should calculate the same height, providing a built-in consistency check, and that small discrepancies arise from measurement uncertainty rather than errors in the mathematics.</w:t>
+              <w:t xml:space="preserve">What did we learn? For a given angle, the ratio opposite ÷ adjacent (tan) stays the same whatever the size of the triangle. A closer observer sees a larger angle. The height is found using height = (distance x tan angle) + 1.5 m eye height. Angles read to the nearest degree cause small errors of about 0.1 m. A complete solution has a labelled diagram, the chosen ratio with a reason, the calculation, the answer with units and an explanation.</w:t>
             </w:r>
           </w:p>
         </w:tc>
@@ -1671,7 +1671,7 @@
                 <w:sz w:val="18"/>
                 <w:szCs w:val="18"/>
               </w:rPr>
-              <w:t xml:space="preserve">Learners explained the complete anchoring phenomenon: the height of the school water-tank tower can be found by standing at a measured horizontal distance from its base, measuring the angle of elevation of its top with a clinometer, and applying h = d × tan θ. This is the same method used by Kenyan surveyors in the Rift Valley highlands, KeNHA engineers designing Thika Superhighway overpasses, and foresters in the Mau Forest estimating tree heights for conservation — confirming that trigonometry is a powerful, universally applicable tool for finding unknown heights and distances without direct measurement.</w:t>
+              <w:t xml:space="preserve">How can we explain the phenomenon? The tank height can be found without climbing because the tower, the ground and the line of sight form a right-angled triangle. We measure the distance along level ground and the angle with a clinometer, and tan of the angle links them to the height above eye level. We add 1.5 m eye height to get 7.5 m. Both learners agree because the ratio depends only on the angle. Trigonometry is important because it lets surveyors, engineers and foresters find heights and distances they cannot measure directly.</w:t>
             </w:r>
           </w:p>
         </w:tc>
@@ -1795,7 +1795,7 @@
         </w:rPr>
         <w:t xml:space="preserve">© 2026 SeaVuria and ARES. This work is licensed under a </w:t>
       </w:r>
-      <w:hyperlink w:history="1" r:id="rIdjezsxxplyp8wytph7ienb">
+      <w:hyperlink w:history="1" r:id="rId9oywves5p3_yhit-n3gbz">
         <w:r>
           <w:rPr>
             <w:rFonts w:ascii="Arial" w:cs="Arial" w:eastAsia="Arial" w:hAnsi="Arial"/>
@@ -1815,7 +1815,7 @@
         </w:rPr>
         <w:t xml:space="preserve"> (</w:t>
       </w:r>
-      <w:hyperlink w:history="1" r:id="rIdoxfoceorieskbltnlzofb">
+      <w:hyperlink w:history="1" r:id="rIdb3ofbwkkoeo0ct6r1iopo">
         <w:r>
           <w:rPr>
             <w:rFonts w:ascii="Arial" w:cs="Arial" w:eastAsia="Arial" w:hAnsi="Arial"/>
@@ -1835,7 +1835,7 @@
         </w:rPr>
         <w:t xml:space="preserve">). To view a copy of this license, visit </w:t>
       </w:r>
-      <w:hyperlink w:history="1" r:id="rIdde-i-v1apmjjumhfyokqz">
+      <w:hyperlink w:history="1" r:id="rId2retjv4alhokxrvhgxwsu">
         <w:r>
           <w:rPr>
             <w:rFonts w:ascii="Arial" w:cs="Arial" w:eastAsia="Arial" w:hAnsi="Arial"/>

--- a/data/outputs/v2/Essential_Mathematics/SS2.3_Trigonometry/Essential_Mathematics_Trigonometry_SummaryTable.docx
+++ b/data/outputs/v2/Essential_Mathematics/SS2.3_Trigonometry/Essential_Mathematics_Trigonometry_SummaryTable.docx
@@ -4,6 +4,7 @@
   <w:body>
     <w:p>
       <w:pPr>
+        <w:keepNext w:val="false"/>
         <w:spacing w:after="30" w:before="0"/>
         <w:jc w:val="center"/>
       </w:pPr>
@@ -23,6 +24,7 @@
     </w:p>
     <w:p>
       <w:pPr>
+        <w:keepNext w:val="false"/>
         <w:spacing w:after="60" w:before="0"/>
         <w:jc w:val="center"/>
       </w:pPr>
@@ -81,6 +83,7 @@
           </w:tcPr>
           <w:p>
             <w:pPr>
+              <w:keepNext w:val="false"/>
               <w:spacing w:after="40" w:before="0"/>
               <w:jc w:val="center"/>
             </w:pPr>
@@ -115,6 +118,7 @@
           </w:tcPr>
           <w:p>
             <w:pPr>
+              <w:keepNext w:val="false"/>
               <w:spacing w:after="40" w:before="0"/>
               <w:jc w:val="left"/>
             </w:pPr>
@@ -147,6 +151,7 @@
           </w:tcPr>
           <w:p>
             <w:pPr>
+              <w:keepNext w:val="false"/>
               <w:spacing w:after="40" w:before="0"/>
               <w:jc w:val="left"/>
             </w:pPr>
@@ -181,6 +186,7 @@
           </w:tcPr>
           <w:p>
             <w:pPr>
+              <w:keepNext w:val="false"/>
               <w:spacing w:after="40" w:before="0"/>
               <w:jc w:val="left"/>
             </w:pPr>
@@ -213,6 +219,7 @@
           </w:tcPr>
           <w:p>
             <w:pPr>
+              <w:keepNext w:val="false"/>
               <w:spacing w:after="40" w:before="0"/>
               <w:jc w:val="left"/>
             </w:pPr>
@@ -273,6 +280,7 @@
           </w:tcPr>
           <w:p>
             <w:pPr>
+              <w:keepNext w:val="false"/>
               <w:spacing w:after="40" w:before="0"/>
               <w:jc w:val="center"/>
             </w:pPr>
@@ -307,6 +315,7 @@
           </w:tcPr>
           <w:p>
             <w:pPr>
+              <w:keepNext w:val="false"/>
               <w:spacing w:after="40" w:before="0"/>
               <w:jc w:val="left"/>
             </w:pPr>
@@ -369,6 +378,7 @@
           </w:tcPr>
           <w:p>
             <w:pPr>
+              <w:keepNext w:val="false"/>
               <w:spacing w:after="40" w:before="0"/>
               <w:jc w:val="left"/>
             </w:pPr>
@@ -401,6 +411,7 @@
           </w:tcPr>
           <w:p>
             <w:pPr>
+              <w:keepNext w:val="false"/>
               <w:spacing w:after="40" w:before="0"/>
               <w:jc w:val="left"/>
             </w:pPr>
@@ -433,6 +444,7 @@
           </w:tcPr>
           <w:p>
             <w:pPr>
+              <w:keepNext w:val="false"/>
               <w:spacing w:after="40" w:before="0"/>
               <w:jc w:val="left"/>
             </w:pPr>
@@ -465,6 +477,7 @@
           </w:tcPr>
           <w:p>
             <w:pPr>
+              <w:keepNext w:val="false"/>
               <w:spacing w:after="40" w:before="0"/>
               <w:jc w:val="left"/>
             </w:pPr>
@@ -499,6 +512,7 @@
           </w:tcPr>
           <w:p>
             <w:pPr>
+              <w:keepNext w:val="false"/>
               <w:spacing w:after="40" w:before="0"/>
               <w:jc w:val="left"/>
             </w:pPr>
@@ -518,6 +532,7 @@
           </w:p>
           <w:p>
             <w:pPr>
+              <w:keepNext w:val="false"/>
               <w:spacing w:after="40" w:before="0"/>
               <w:jc w:val="left"/>
             </w:pPr>
@@ -550,6 +565,7 @@
           </w:tcPr>
           <w:p>
             <w:pPr>
+              <w:keepNext w:val="false"/>
               <w:spacing w:after="40" w:before="0"/>
               <w:jc w:val="left"/>
             </w:pPr>
@@ -582,6 +598,7 @@
           </w:tcPr>
           <w:p>
             <w:pPr>
+              <w:keepNext w:val="false"/>
               <w:spacing w:after="40" w:before="0"/>
               <w:jc w:val="left"/>
             </w:pPr>
@@ -614,6 +631,7 @@
           </w:tcPr>
           <w:p>
             <w:pPr>
+              <w:keepNext w:val="false"/>
               <w:spacing w:after="40" w:before="0"/>
               <w:jc w:val="left"/>
             </w:pPr>
@@ -648,6 +666,7 @@
           </w:tcPr>
           <w:p>
             <w:pPr>
+              <w:keepNext w:val="false"/>
               <w:spacing w:after="40" w:before="0"/>
               <w:jc w:val="left"/>
             </w:pPr>
@@ -667,6 +686,7 @@
           </w:p>
           <w:p>
             <w:pPr>
+              <w:keepNext w:val="false"/>
               <w:spacing w:after="40" w:before="0"/>
               <w:jc w:val="left"/>
             </w:pPr>
@@ -699,6 +719,7 @@
           </w:tcPr>
           <w:p>
             <w:pPr>
+              <w:keepNext w:val="false"/>
               <w:spacing w:after="40" w:before="0"/>
               <w:jc w:val="left"/>
             </w:pPr>
@@ -731,6 +752,7 @@
           </w:tcPr>
           <w:p>
             <w:pPr>
+              <w:keepNext w:val="false"/>
               <w:spacing w:after="40" w:before="0"/>
               <w:jc w:val="left"/>
             </w:pPr>
@@ -763,6 +785,7 @@
           </w:tcPr>
           <w:p>
             <w:pPr>
+              <w:keepNext w:val="false"/>
               <w:spacing w:after="40" w:before="0"/>
               <w:jc w:val="left"/>
             </w:pPr>
@@ -797,6 +820,7 @@
           </w:tcPr>
           <w:p>
             <w:pPr>
+              <w:keepNext w:val="false"/>
               <w:spacing w:after="40" w:before="0"/>
               <w:jc w:val="left"/>
             </w:pPr>
@@ -816,6 +840,7 @@
           </w:p>
           <w:p>
             <w:pPr>
+              <w:keepNext w:val="false"/>
               <w:spacing w:after="40" w:before="0"/>
               <w:jc w:val="left"/>
             </w:pPr>
@@ -848,6 +873,7 @@
           </w:tcPr>
           <w:p>
             <w:pPr>
+              <w:keepNext w:val="false"/>
               <w:spacing w:after="40" w:before="0"/>
               <w:jc w:val="left"/>
             </w:pPr>
@@ -880,6 +906,7 @@
           </w:tcPr>
           <w:p>
             <w:pPr>
+              <w:keepNext w:val="false"/>
               <w:spacing w:after="40" w:before="0"/>
               <w:jc w:val="left"/>
             </w:pPr>
@@ -912,6 +939,7 @@
           </w:tcPr>
           <w:p>
             <w:pPr>
+              <w:keepNext w:val="false"/>
               <w:spacing w:after="40" w:before="0"/>
               <w:jc w:val="left"/>
             </w:pPr>
@@ -946,6 +974,7 @@
           </w:tcPr>
           <w:p>
             <w:pPr>
+              <w:keepNext w:val="false"/>
               <w:spacing w:after="40" w:before="0"/>
               <w:jc w:val="left"/>
             </w:pPr>
@@ -965,6 +994,7 @@
           </w:p>
           <w:p>
             <w:pPr>
+              <w:keepNext w:val="false"/>
               <w:spacing w:after="40" w:before="0"/>
               <w:jc w:val="left"/>
             </w:pPr>
@@ -997,6 +1027,7 @@
           </w:tcPr>
           <w:p>
             <w:pPr>
+              <w:keepNext w:val="false"/>
               <w:spacing w:after="40" w:before="0"/>
               <w:jc w:val="left"/>
             </w:pPr>
@@ -1029,6 +1060,7 @@
           </w:tcPr>
           <w:p>
             <w:pPr>
+              <w:keepNext w:val="false"/>
               <w:spacing w:after="40" w:before="0"/>
               <w:jc w:val="left"/>
             </w:pPr>
@@ -1061,6 +1093,7 @@
           </w:tcPr>
           <w:p>
             <w:pPr>
+              <w:keepNext w:val="false"/>
               <w:spacing w:after="40" w:before="0"/>
               <w:jc w:val="left"/>
             </w:pPr>
@@ -1095,6 +1128,7 @@
           </w:tcPr>
           <w:p>
             <w:pPr>
+              <w:keepNext w:val="false"/>
               <w:spacing w:after="40" w:before="0"/>
               <w:jc w:val="left"/>
             </w:pPr>
@@ -1114,6 +1148,7 @@
           </w:p>
           <w:p>
             <w:pPr>
+              <w:keepNext w:val="false"/>
               <w:spacing w:after="40" w:before="0"/>
               <w:jc w:val="left"/>
             </w:pPr>
@@ -1146,6 +1181,7 @@
           </w:tcPr>
           <w:p>
             <w:pPr>
+              <w:keepNext w:val="false"/>
               <w:spacing w:after="40" w:before="0"/>
               <w:jc w:val="left"/>
             </w:pPr>
@@ -1178,6 +1214,7 @@
           </w:tcPr>
           <w:p>
             <w:pPr>
+              <w:keepNext w:val="false"/>
               <w:spacing w:after="40" w:before="0"/>
               <w:jc w:val="left"/>
             </w:pPr>
@@ -1210,6 +1247,7 @@
           </w:tcPr>
           <w:p>
             <w:pPr>
+              <w:keepNext w:val="false"/>
               <w:spacing w:after="40" w:before="0"/>
               <w:jc w:val="left"/>
             </w:pPr>
@@ -1244,6 +1282,7 @@
           </w:tcPr>
           <w:p>
             <w:pPr>
+              <w:keepNext w:val="false"/>
               <w:spacing w:after="40" w:before="0"/>
               <w:jc w:val="left"/>
             </w:pPr>
@@ -1263,6 +1302,7 @@
           </w:p>
           <w:p>
             <w:pPr>
+              <w:keepNext w:val="false"/>
               <w:spacing w:after="40" w:before="0"/>
               <w:jc w:val="left"/>
             </w:pPr>
@@ -1295,6 +1335,7 @@
           </w:tcPr>
           <w:p>
             <w:pPr>
+              <w:keepNext w:val="false"/>
               <w:spacing w:after="40" w:before="0"/>
               <w:jc w:val="left"/>
             </w:pPr>
@@ -1327,6 +1368,7 @@
           </w:tcPr>
           <w:p>
             <w:pPr>
+              <w:keepNext w:val="false"/>
               <w:spacing w:after="40" w:before="0"/>
               <w:jc w:val="left"/>
             </w:pPr>
@@ -1359,6 +1401,7 @@
           </w:tcPr>
           <w:p>
             <w:pPr>
+              <w:keepNext w:val="false"/>
               <w:spacing w:after="40" w:before="0"/>
               <w:jc w:val="left"/>
             </w:pPr>
@@ -1393,6 +1436,7 @@
           </w:tcPr>
           <w:p>
             <w:pPr>
+              <w:keepNext w:val="false"/>
               <w:spacing w:after="40" w:before="0"/>
               <w:jc w:val="left"/>
             </w:pPr>
@@ -1412,6 +1456,7 @@
           </w:p>
           <w:p>
             <w:pPr>
+              <w:keepNext w:val="false"/>
               <w:spacing w:after="40" w:before="0"/>
               <w:jc w:val="left"/>
             </w:pPr>
@@ -1444,6 +1489,7 @@
           </w:tcPr>
           <w:p>
             <w:pPr>
+              <w:keepNext w:val="false"/>
               <w:spacing w:after="40" w:before="0"/>
               <w:jc w:val="left"/>
             </w:pPr>
@@ -1476,6 +1522,7 @@
           </w:tcPr>
           <w:p>
             <w:pPr>
+              <w:keepNext w:val="false"/>
               <w:spacing w:after="40" w:before="0"/>
               <w:jc w:val="left"/>
             </w:pPr>
@@ -1508,6 +1555,7 @@
           </w:tcPr>
           <w:p>
             <w:pPr>
+              <w:keepNext w:val="false"/>
               <w:spacing w:after="40" w:before="0"/>
               <w:jc w:val="left"/>
             </w:pPr>
@@ -1542,6 +1590,7 @@
           </w:tcPr>
           <w:p>
             <w:pPr>
+              <w:keepNext w:val="false"/>
               <w:spacing w:after="40" w:before="0"/>
               <w:jc w:val="left"/>
             </w:pPr>
@@ -1561,6 +1610,7 @@
           </w:p>
           <w:p>
             <w:pPr>
+              <w:keepNext w:val="false"/>
               <w:spacing w:after="40" w:before="0"/>
               <w:jc w:val="left"/>
             </w:pPr>
@@ -1593,6 +1643,7 @@
           </w:tcPr>
           <w:p>
             <w:pPr>
+              <w:keepNext w:val="false"/>
               <w:spacing w:after="40" w:before="0"/>
               <w:jc w:val="left"/>
             </w:pPr>
@@ -1625,6 +1676,7 @@
           </w:tcPr>
           <w:p>
             <w:pPr>
+              <w:keepNext w:val="false"/>
               <w:spacing w:after="40" w:before="0"/>
               <w:jc w:val="left"/>
             </w:pPr>
@@ -1657,6 +1709,7 @@
           </w:tcPr>
           <w:p>
             <w:pPr>
+              <w:keepNext w:val="false"/>
               <w:spacing w:after="40" w:before="0"/>
               <w:jc w:val="left"/>
             </w:pPr>
@@ -1795,7 +1848,7 @@
         </w:rPr>
         <w:t xml:space="preserve">© 2026 SeaVuria and ARES. This work is licensed under a </w:t>
       </w:r>
-      <w:hyperlink w:history="1" r:id="rId9oywves5p3_yhit-n3gbz">
+      <w:hyperlink w:history="1" r:id="rIdclsa3hh_s495d3vhaucpc">
         <w:r>
           <w:rPr>
             <w:rFonts w:ascii="Arial" w:cs="Arial" w:eastAsia="Arial" w:hAnsi="Arial"/>
@@ -1815,7 +1868,7 @@
         </w:rPr>
         <w:t xml:space="preserve"> (</w:t>
       </w:r>
-      <w:hyperlink w:history="1" r:id="rIdb3ofbwkkoeo0ct6r1iopo">
+      <w:hyperlink w:history="1" r:id="rId8iduhxqvdr8-clwrn-pi2">
         <w:r>
           <w:rPr>
             <w:rFonts w:ascii="Arial" w:cs="Arial" w:eastAsia="Arial" w:hAnsi="Arial"/>
@@ -1835,7 +1888,7 @@
         </w:rPr>
         <w:t xml:space="preserve">). To view a copy of this license, visit </w:t>
       </w:r>
-      <w:hyperlink w:history="1" r:id="rId2retjv4alhokxrvhgxwsu">
+      <w:hyperlink w:history="1" r:id="rIdxnqwwfpoelptxjjvemwip">
         <w:r>
           <w:rPr>
             <w:rFonts w:ascii="Arial" w:cs="Arial" w:eastAsia="Arial" w:hAnsi="Arial"/>

--- a/data/outputs/v2/Essential_Mathematics/SS2.3_Trigonometry/Essential_Mathematics_Trigonometry_SummaryTable.docx
+++ b/data/outputs/v2/Essential_Mathematics/SS2.3_Trigonometry/Essential_Mathematics_Trigonometry_SummaryTable.docx
@@ -1848,7 +1848,7 @@
         </w:rPr>
         <w:t xml:space="preserve">© 2026 SeaVuria and ARES. This work is licensed under a </w:t>
       </w:r>
-      <w:hyperlink w:history="1" r:id="rIdclsa3hh_s495d3vhaucpc">
+      <w:hyperlink w:history="1" r:id="rIdu_j1tg84tz7qjygbptyfy">
         <w:r>
           <w:rPr>
             <w:rFonts w:ascii="Arial" w:cs="Arial" w:eastAsia="Arial" w:hAnsi="Arial"/>
@@ -1868,7 +1868,7 @@
         </w:rPr>
         <w:t xml:space="preserve"> (</w:t>
       </w:r>
-      <w:hyperlink w:history="1" r:id="rId8iduhxqvdr8-clwrn-pi2">
+      <w:hyperlink w:history="1" r:id="rIdudnoxq1jghgus2bxw8d7g">
         <w:r>
           <w:rPr>
             <w:rFonts w:ascii="Arial" w:cs="Arial" w:eastAsia="Arial" w:hAnsi="Arial"/>
@@ -1888,7 +1888,7 @@
         </w:rPr>
         <w:t xml:space="preserve">). To view a copy of this license, visit </w:t>
       </w:r>
-      <w:hyperlink w:history="1" r:id="rIdxnqwwfpoelptxjjvemwip">
+      <w:hyperlink w:history="1" r:id="rIdcowmnovwsepldq80yvasw">
         <w:r>
           <w:rPr>
             <w:rFonts w:ascii="Arial" w:cs="Arial" w:eastAsia="Arial" w:hAnsi="Arial"/>
